--- a/docs/forgotten-felines/published-policies/cat-fosterer-cleaning-policy.docx
+++ b/docs/forgotten-felines/published-policies/cat-fosterer-cleaning-policy.docx
@@ -4,2651 +4,1127 @@
   <w:body>
     <w:p>
       <w:pPr>
-        <w:shd w:val="clear" w:color="auto" w:fill="05A44E"/>
-        <w:spacing w:before="0" w:after="0"/>
+        <w:pStyle w:val="Heading1"/>
       </w:pPr>
+      <w:r>
+        <w:t>Cat Fosterer Cleaning &amp; Hygiene Policy</w:t>
+      </w:r>
+    </w:p>
+    <w:p>
       <w:r>
         <w:rPr>
           <w:b/>
-          <w:color w:val="FFFFFF"/>
-          <w:sz w:val="17"/>
         </w:rPr>
-        <w:t>POLICY DOCUMENT</w:t>
+        <w:t>Forgotten Felines Cat Rescue — Charity No. 1181190</w:t>
+      </w:r>
+    </w:p>
+    <w:p>
+      <w:r>
+        <w:rPr>
+          <w:b/>
+        </w:rPr>
+        <w:t>Version:</w:t>
+      </w:r>
+      <w:r>
+        <w:t xml:space="preserve"> 2.0 </w:t>
+      </w:r>
+      <w:r>
+        <w:rPr>
+          <w:b/>
+        </w:rPr>
+        <w:t>Last Reviewed:</w:t>
+      </w:r>
+      <w:r>
+        <w:t xml:space="preserve"> 2026-04-14 </w:t>
+      </w:r>
+      <w:r>
+        <w:rPr>
+          <w:b/>
+        </w:rPr>
+        <w:t>Next Review Due:</w:t>
+      </w:r>
+      <w:r>
+        <w:t xml:space="preserve"> 2027-04-14 </w:t>
+      </w:r>
+      <w:r>
+        <w:rPr>
+          <w:b/>
+        </w:rPr>
+        <w:t>Approved by:</w:t>
+      </w:r>
+      <w:r>
+        <w:t xml:space="preserve"> _[Founder/Trustee — to be signed]_ </w:t>
+      </w:r>
+      <w:r>
+        <w:rPr>
+          <w:b/>
+        </w:rPr>
+        <w:t>Approval Date:</w:t>
+      </w:r>
+      <w:r>
+        <w:t xml:space="preserve"> _[to be signed]_</w:t>
+      </w:r>
+    </w:p>
+    <w:p>
+      <w:r>
+        <w:rPr>
+          <w:i/>
+        </w:rPr>
+        <w:t>________________________________________</w:t>
       </w:r>
     </w:p>
     <w:p>
       <w:pPr>
-        <w:shd w:val="clear" w:color="auto" w:fill="05A44E"/>
-        <w:spacing w:before="0" w:after="240"/>
+        <w:pStyle w:val="Heading2"/>
       </w:pPr>
       <w:r>
-        <w:rPr>
-          <w:color w:val="FFFFFF"/>
-          <w:sz w:val="44"/>
-        </w:rPr>
-        <w:t>Cat Fosterer Cleaning &amp; Hygiene Policy</w:t>
+        <w:t>1. Purpose</w:t>
       </w:r>
     </w:p>
-    <w:tbl>
-      <w:tblPr>
-        <w:tblStyle w:val="TableGrid"/>
-        <w:tblW w:type="auto" w:w="0"/>
-        <w:tblLook w:firstColumn="1" w:firstRow="1" w:lastColumn="0" w:lastRow="0" w:noHBand="0" w:noVBand="1" w:val="04A0"/>
-      </w:tblPr>
-      <w:tblGrid>
-        <w:gridCol w:w="2268"/>
-        <w:gridCol w:w="2268"/>
-        <w:gridCol w:w="2268"/>
-        <w:gridCol w:w="2268"/>
-      </w:tblGrid>
-      <w:tr>
-        <w:tc>
-          <w:tcPr>
-            <w:tcW w:type="dxa" w:w="2268"/>
-            <w:shd w:val="clear" w:color="auto" w:fill="E6F8EF"/>
-          </w:tcPr>
-          <w:p>
-            <w:pPr>
-              <w:spacing w:before="60" w:after="60"/>
-            </w:pPr>
-            <w:r>
-              <w:rPr>
-                <w:b/>
-                <w:color w:val="037A3A"/>
-                <w:sz w:val="19"/>
-              </w:rPr>
-              <w:t>Policy Number</w:t>
-            </w:r>
-          </w:p>
-        </w:tc>
-        <w:tc>
-          <w:tcPr>
-            <w:tcW w:type="dxa" w:w="2268"/>
-            <w:shd w:val="clear" w:color="auto" w:fill="FFFFFF"/>
-          </w:tcPr>
-          <w:p>
-            <w:pPr>
-              <w:spacing w:before="60" w:after="60"/>
-            </w:pPr>
-            <w:r>
-              <w:rPr>
-                <w:b w:val="0"/>
-                <w:color w:val="111827"/>
-                <w:sz w:val="19"/>
-              </w:rPr>
-              <w:t>FF-AC-002</w:t>
-            </w:r>
-          </w:p>
-        </w:tc>
-        <w:tc>
-          <w:tcPr>
-            <w:tcW w:type="dxa" w:w="2268"/>
-            <w:shd w:val="clear" w:color="auto" w:fill="E6F8EF"/>
-          </w:tcPr>
-          <w:p>
-            <w:pPr>
-              <w:spacing w:before="60" w:after="60"/>
-            </w:pPr>
-            <w:r>
-              <w:rPr>
-                <w:b/>
-                <w:color w:val="037A3A"/>
-                <w:sz w:val="19"/>
-              </w:rPr>
-              <w:t>Category</w:t>
-            </w:r>
-          </w:p>
-        </w:tc>
-        <w:tc>
-          <w:tcPr>
-            <w:tcW w:type="dxa" w:w="2268"/>
-            <w:shd w:val="clear" w:color="auto" w:fill="FFFFFF"/>
-          </w:tcPr>
-          <w:p>
-            <w:pPr>
-              <w:spacing w:before="60" w:after="60"/>
-            </w:pPr>
-            <w:r>
-              <w:rPr>
-                <w:b w:val="0"/>
-                <w:color w:val="111827"/>
-                <w:sz w:val="19"/>
-              </w:rPr>
-              <w:t>Animal Care</w:t>
-            </w:r>
-          </w:p>
-        </w:tc>
-      </w:tr>
-      <w:tr>
-        <w:tc>
-          <w:tcPr>
-            <w:tcW w:type="dxa" w:w="2268"/>
-            <w:shd w:val="clear" w:color="auto" w:fill="C2EDD6"/>
-          </w:tcPr>
-          <w:p>
-            <w:pPr>
-              <w:spacing w:before="60" w:after="60"/>
-            </w:pPr>
-            <w:r>
-              <w:rPr>
-                <w:b/>
-                <w:color w:val="037A3A"/>
-                <w:sz w:val="19"/>
-              </w:rPr>
-              <w:t>Version</w:t>
-            </w:r>
-          </w:p>
-        </w:tc>
-        <w:tc>
-          <w:tcPr>
-            <w:tcW w:type="dxa" w:w="2268"/>
-            <w:shd w:val="clear" w:color="auto" w:fill="FFFFFF"/>
-          </w:tcPr>
-          <w:p>
-            <w:pPr>
-              <w:spacing w:before="60" w:after="60"/>
-            </w:pPr>
-            <w:r>
-              <w:rPr>
-                <w:b w:val="0"/>
-                <w:color w:val="111827"/>
-                <w:sz w:val="19"/>
-              </w:rPr>
-              <w:t>1.0</w:t>
-            </w:r>
-          </w:p>
-        </w:tc>
-        <w:tc>
-          <w:tcPr>
-            <w:tcW w:type="dxa" w:w="2268"/>
-            <w:shd w:val="clear" w:color="auto" w:fill="C2EDD6"/>
-          </w:tcPr>
-          <w:p>
-            <w:pPr>
-              <w:spacing w:before="60" w:after="60"/>
-            </w:pPr>
-            <w:r>
-              <w:rPr>
-                <w:b/>
-                <w:color w:val="037A3A"/>
-                <w:sz w:val="19"/>
-              </w:rPr>
-              <w:t>Status</w:t>
-            </w:r>
-          </w:p>
-        </w:tc>
-        <w:tc>
-          <w:tcPr>
-            <w:tcW w:type="dxa" w:w="2268"/>
-            <w:shd w:val="clear" w:color="auto" w:fill="FFFFFF"/>
-          </w:tcPr>
-          <w:p>
-            <w:pPr>
-              <w:spacing w:before="60" w:after="60"/>
-            </w:pPr>
-            <w:r>
-              <w:rPr>
-                <w:b w:val="0"/>
-                <w:color w:val="111827"/>
-                <w:sz w:val="19"/>
-              </w:rPr>
-              <w:t>Active</w:t>
-            </w:r>
-          </w:p>
-        </w:tc>
-      </w:tr>
-      <w:tr>
-        <w:tc>
-          <w:tcPr>
-            <w:tcW w:type="dxa" w:w="2268"/>
-            <w:shd w:val="clear" w:color="auto" w:fill="E6F8EF"/>
-          </w:tcPr>
-          <w:p>
-            <w:pPr>
-              <w:spacing w:before="60" w:after="60"/>
-            </w:pPr>
-            <w:r>
-              <w:rPr>
-                <w:b/>
-                <w:color w:val="037A3A"/>
-                <w:sz w:val="19"/>
-              </w:rPr>
-              <w:t>Date Adopted</w:t>
-            </w:r>
-          </w:p>
-        </w:tc>
-        <w:tc>
-          <w:tcPr>
-            <w:tcW w:type="dxa" w:w="2268"/>
-            <w:shd w:val="clear" w:color="auto" w:fill="FFFFFF"/>
-          </w:tcPr>
-          <w:p>
-            <w:pPr>
-              <w:spacing w:before="60" w:after="60"/>
-            </w:pPr>
-            <w:r>
-              <w:rPr>
-                <w:b w:val="0"/>
-                <w:color w:val="111827"/>
-                <w:sz w:val="19"/>
-              </w:rPr>
-              <w:t>[DD Month YYYY]</w:t>
-            </w:r>
-          </w:p>
-        </w:tc>
-        <w:tc>
-          <w:tcPr>
-            <w:tcW w:type="dxa" w:w="2268"/>
-            <w:shd w:val="clear" w:color="auto" w:fill="E6F8EF"/>
-          </w:tcPr>
-          <w:p>
-            <w:pPr>
-              <w:spacing w:before="60" w:after="60"/>
-            </w:pPr>
-            <w:r>
-              <w:rPr>
-                <w:b/>
-                <w:color w:val="037A3A"/>
-                <w:sz w:val="19"/>
-              </w:rPr>
-              <w:t>Next Review Date</w:t>
-            </w:r>
-          </w:p>
-        </w:tc>
-        <w:tc>
-          <w:tcPr>
-            <w:tcW w:type="dxa" w:w="2268"/>
-            <w:shd w:val="clear" w:color="auto" w:fill="FFFFFF"/>
-          </w:tcPr>
-          <w:p>
-            <w:pPr>
-              <w:spacing w:before="60" w:after="60"/>
-            </w:pPr>
-            <w:r>
-              <w:rPr>
-                <w:b w:val="0"/>
-                <w:color w:val="111827"/>
-                <w:sz w:val="19"/>
-              </w:rPr>
-              <w:t>Annually</w:t>
-            </w:r>
-          </w:p>
-        </w:tc>
-      </w:tr>
-      <w:tr>
-        <w:tc>
-          <w:tcPr>
-            <w:tcW w:type="dxa" w:w="2268"/>
-            <w:shd w:val="clear" w:color="auto" w:fill="C2EDD6"/>
-          </w:tcPr>
-          <w:p>
-            <w:pPr>
-              <w:spacing w:before="60" w:after="60"/>
-            </w:pPr>
-            <w:r>
-              <w:rPr>
-                <w:b/>
-                <w:color w:val="037A3A"/>
-                <w:sz w:val="19"/>
-              </w:rPr>
-              <w:t>Approved By</w:t>
-            </w:r>
-          </w:p>
-        </w:tc>
-        <w:tc>
-          <w:tcPr>
-            <w:tcW w:type="dxa" w:w="2268"/>
-            <w:shd w:val="clear" w:color="auto" w:fill="FFFFFF"/>
-          </w:tcPr>
-          <w:p>
-            <w:pPr>
-              <w:spacing w:before="60" w:after="60"/>
-            </w:pPr>
-            <w:r>
-              <w:rPr>
-                <w:b w:val="0"/>
-                <w:color w:val="111827"/>
-                <w:sz w:val="19"/>
-              </w:rPr>
-              <w:t>Trustees</w:t>
-            </w:r>
-          </w:p>
-        </w:tc>
-        <w:tc>
-          <w:tcPr>
-            <w:tcW w:type="dxa" w:w="2268"/>
-            <w:shd w:val="clear" w:color="auto" w:fill="C2EDD6"/>
-          </w:tcPr>
-          <w:p>
-            <w:pPr>
-              <w:spacing w:before="60" w:after="60"/>
-            </w:pPr>
-            <w:r>
-              <w:rPr>
-                <w:b/>
-                <w:color w:val="037A3A"/>
-                <w:sz w:val="19"/>
-              </w:rPr>
-              <w:t>Applies To</w:t>
-            </w:r>
-          </w:p>
-        </w:tc>
-        <w:tc>
-          <w:tcPr>
-            <w:tcW w:type="dxa" w:w="2268"/>
-            <w:shd w:val="clear" w:color="auto" w:fill="FFFFFF"/>
-          </w:tcPr>
-          <w:p>
-            <w:pPr>
-              <w:spacing w:before="60" w:after="60"/>
-            </w:pPr>
-            <w:r>
-              <w:rPr>
-                <w:b w:val="0"/>
-                <w:color w:val="111827"/>
-                <w:sz w:val="19"/>
-              </w:rPr>
-              <w:t>All Volunteers &amp; Trustees</w:t>
-            </w:r>
-          </w:p>
-        </w:tc>
-      </w:tr>
-    </w:tbl>
-    <w:p/>
     <w:p>
-      <w:pPr>
-        <w:spacing w:before="280" w:after="120"/>
-        <w:pBdr>
-          <w:bottom w:val="single" w:sz="6" w:space="2" w:color="C2EDD6"/>
-        </w:pBdr>
-      </w:pPr>
+      <w:r>
+        <w:t>This policy sets out the minimum cleaning, hygiene, and infection control standards required for all foster carers working with Forgotten Felines Cat Rescue. Its aim is to protect the health and welfare of cats, prevent the spread of disease, and maintain a safe home environment.</w:t>
+      </w:r>
+    </w:p>
+    <w:p>
       <w:r>
         <w:rPr>
-          <w:b/>
-          <w:color w:val="FFFFFF"/>
-          <w:sz w:val="20"/>
-          <w:shd w:val="clear" w:color="auto" w:fill="05A44E"/>
+          <w:i/>
         </w:rPr>
-        <w:t xml:space="preserve"> 1 </w:t>
-      </w:r>
-      <w:r>
-        <w:t xml:space="preserve">  </w:t>
-      </w:r>
-      <w:r>
-        <w:rPr>
-          <w:b/>
-          <w:color w:val="037A3A"/>
-          <w:sz w:val="26"/>
-        </w:rPr>
-        <w:t>Purpose</w:t>
+        <w:t>________________________________________</w:t>
       </w:r>
     </w:p>
     <w:p>
       <w:pPr>
-        <w:spacing w:before="0" w:after="120"/>
+        <w:pStyle w:val="Heading2"/>
       </w:pPr>
       <w:r>
+        <w:t>2. Scope</w:t>
+      </w:r>
+    </w:p>
+    <w:p>
+      <w:r>
+        <w:t>This policy applies to all foster carers, volunteers, and temporary caregivers housing cats or kittens on behalf of Forgotten Felines Cat Rescue.</w:t>
+      </w:r>
+    </w:p>
+    <w:p>
+      <w:r>
         <w:rPr>
-          <w:sz w:val="22"/>
+          <w:i/>
         </w:rPr>
-        <w:t>This policy sets out the minimum cleaning, hygiene, and infection control standards required for all foster carers working with Forgotten Felines Cat Rescue. Its aim is to protect the health and welfare of cats, prevent the spread of disease, and maintain a safe home environment.</w:t>
+        <w:t>________________________________________</w:t>
       </w:r>
     </w:p>
     <w:p>
       <w:pPr>
-        <w:spacing w:before="80" w:after="80"/>
-        <w:pBdr>
-          <w:bottom w:val="single" w:sz="6" w:space="1" w:color="C2EDD6"/>
-        </w:pBdr>
-      </w:pPr>
-    </w:p>
-    <w:p>
-      <w:pPr>
-        <w:spacing w:before="280" w:after="120"/>
-        <w:pBdr>
-          <w:bottom w:val="single" w:sz="6" w:space="2" w:color="C2EDD6"/>
-        </w:pBdr>
+        <w:pStyle w:val="Heading2"/>
       </w:pPr>
       <w:r>
-        <w:rPr>
-          <w:b/>
-          <w:color w:val="FFFFFF"/>
-          <w:sz w:val="20"/>
-          <w:shd w:val="clear" w:color="auto" w:fill="05A44E"/>
-        </w:rPr>
-        <w:t xml:space="preserve"> 2 </w:t>
-      </w:r>
-      <w:r>
-        <w:t xml:space="preserve">  </w:t>
-      </w:r>
-      <w:r>
-        <w:rPr>
-          <w:b/>
-          <w:color w:val="037A3A"/>
-          <w:sz w:val="26"/>
-        </w:rPr>
-        <w:t>Scope</w:t>
+        <w:t>3. General Hygiene Principles</w:t>
       </w:r>
     </w:p>
     <w:p>
-      <w:pPr>
-        <w:spacing w:before="0" w:after="120"/>
-      </w:pPr>
       <w:r>
-        <w:rPr>
-          <w:sz w:val="22"/>
-        </w:rPr>
-        <w:t>This policy applies to all foster carers, volunteers, and temporary caregivers housing cats or kittens on behalf of Forgotten Felines Cat Rescue.</w:t>
-      </w:r>
-    </w:p>
-    <w:p>
-      <w:pPr>
-        <w:spacing w:before="80" w:after="80"/>
-        <w:pBdr>
-          <w:bottom w:val="single" w:sz="6" w:space="1" w:color="C2EDD6"/>
-        </w:pBdr>
-      </w:pPr>
-    </w:p>
-    <w:p>
-      <w:pPr>
-        <w:spacing w:before="280" w:after="120"/>
-        <w:pBdr>
-          <w:bottom w:val="single" w:sz="6" w:space="2" w:color="C2EDD6"/>
-        </w:pBdr>
-      </w:pPr>
-      <w:r>
-        <w:rPr>
-          <w:b/>
-          <w:color w:val="FFFFFF"/>
-          <w:sz w:val="20"/>
-          <w:shd w:val="clear" w:color="auto" w:fill="05A44E"/>
-        </w:rPr>
-        <w:t xml:space="preserve"> 3 </w:t>
-      </w:r>
-      <w:r>
-        <w:t xml:space="preserve">  </w:t>
-      </w:r>
-      <w:r>
-        <w:rPr>
-          <w:b/>
-          <w:color w:val="037A3A"/>
-          <w:sz w:val="26"/>
-        </w:rPr>
-        <w:t>General Hygiene Principles</w:t>
-      </w:r>
-    </w:p>
-    <w:p>
-      <w:pPr>
-        <w:spacing w:before="0" w:after="120"/>
-      </w:pPr>
-      <w:r>
-        <w:rPr>
-          <w:sz w:val="22"/>
-        </w:rPr>
         <w:t>Foster carers must:</w:t>
       </w:r>
     </w:p>
     <w:p>
       <w:pPr>
         <w:pStyle w:val="ListBullet"/>
-        <w:spacing w:before="0" w:after="60"/>
       </w:pPr>
       <w:r>
-        <w:rPr>
-          <w:sz w:val="22"/>
-        </w:rPr>
         <w:t>Maintain a clean, safe, and hygienic environment at all times</w:t>
       </w:r>
     </w:p>
     <w:p>
       <w:pPr>
         <w:pStyle w:val="ListBullet"/>
-        <w:spacing w:before="0" w:after="60"/>
       </w:pPr>
       <w:r>
-        <w:rPr>
-          <w:sz w:val="22"/>
-        </w:rPr>
         <w:t>Wash hands thoroughly before and after handling each cat</w:t>
       </w:r>
     </w:p>
     <w:p>
       <w:pPr>
         <w:pStyle w:val="ListBullet"/>
-        <w:spacing w:before="0" w:after="60"/>
       </w:pPr>
       <w:r>
-        <w:rPr>
-          <w:sz w:val="22"/>
-        </w:rPr>
         <w:t>Use separate equipment where possible for different cats or litters</w:t>
       </w:r>
     </w:p>
     <w:p>
       <w:pPr>
         <w:pStyle w:val="ListBullet"/>
-        <w:spacing w:before="0" w:after="60"/>
       </w:pPr>
       <w:r>
-        <w:rPr>
-          <w:sz w:val="22"/>
-        </w:rPr>
         <w:t>Minimise cross-contamination between foster animals and resident pets</w:t>
       </w:r>
     </w:p>
     <w:p>
       <w:pPr>
         <w:pStyle w:val="ListBullet"/>
-        <w:spacing w:before="0" w:after="60"/>
       </w:pPr>
       <w:r>
-        <w:rPr>
-          <w:sz w:val="22"/>
-        </w:rPr>
         <w:t>Follow any isolation instructions provided by the rescue</w:t>
       </w:r>
     </w:p>
     <w:p>
       <w:pPr>
-        <w:spacing w:before="80" w:after="80"/>
-        <w:pBdr>
-          <w:bottom w:val="single" w:sz="6" w:space="1" w:color="C2EDD6"/>
-        </w:pBdr>
+        <w:pStyle w:val="Heading3"/>
       </w:pPr>
+      <w:r>
+        <w:t>3.1 Hygiene and welfare balance (Standard 15)</w:t>
+      </w:r>
+    </w:p>
+    <w:p>
+      <w:r>
+        <w:t>Cleaning practice must balance hygiene with the cat's psychological welfare. A foster room that is clinically spotless but stripped of all familiar scent is stressful for a cat, especially during the first 7–14 days of a placement. Foster carers should:</w:t>
+      </w:r>
     </w:p>
     <w:p>
       <w:pPr>
-        <w:spacing w:before="280" w:after="120"/>
-        <w:pBdr>
-          <w:bottom w:val="single" w:sz="6" w:space="2" w:color="C2EDD6"/>
-        </w:pBdr>
+        <w:pStyle w:val="ListBullet"/>
       </w:pPr>
       <w:r>
-        <w:rPr>
-          <w:b/>
-          <w:color w:val="FFFFFF"/>
-          <w:sz w:val="20"/>
-          <w:shd w:val="clear" w:color="auto" w:fill="05A44E"/>
-        </w:rPr>
-        <w:t xml:space="preserve"> 4 </w:t>
-      </w:r>
-      <w:r>
-        <w:t xml:space="preserve">  </w:t>
+        <w:t xml:space="preserve">Remove soiled bedding and wash items promptly, but </w:t>
       </w:r>
       <w:r>
         <w:rPr>
           <w:b/>
-          <w:color w:val="037A3A"/>
-          <w:sz w:val="26"/>
         </w:rPr>
-        <w:t>Cleaning Frequency Requirements</w:t>
+        <w:t>avoid cleaning every scented item at the same time</w:t>
       </w:r>
     </w:p>
     <w:p>
       <w:pPr>
-        <w:spacing w:before="160" w:after="40"/>
+        <w:pStyle w:val="ListBullet"/>
       </w:pPr>
       <w:r>
+        <w:t>Where multiple hides, beds, or blankets are in use, rotate washing so at least one familiar-scented item remains in the room during any given clean</w:t>
+      </w:r>
+    </w:p>
+    <w:p>
+      <w:pPr>
+        <w:pStyle w:val="ListBullet"/>
+      </w:pPr>
+      <w:r>
+        <w:t>Preserve the cat's scratching surface, favourite hide, or an unwashed blanket during a change-of-occupancy-style clean for the same cat</w:t>
+      </w:r>
+    </w:p>
+    <w:p>
+      <w:pPr>
+        <w:pStyle w:val="ListBullet"/>
+      </w:pPr>
+      <w:r>
+        <w:t>Give the cat a quiet space to retreat to while cleaning takes place</w:t>
+      </w:r>
+    </w:p>
+    <w:p>
+      <w:pPr>
+        <w:pStyle w:val="ListBullet"/>
+      </w:pPr>
+      <w:r>
+        <w:t>Replace familiar items immediately after cleaning surfaces are dry</w:t>
+      </w:r>
+    </w:p>
+    <w:p>
+      <w:r>
         <w:rPr>
-          <w:b/>
-          <w:color w:val="111827"/>
-          <w:sz w:val="22"/>
+          <w:i/>
         </w:rPr>
+        <w:t>________________________________________</w:t>
+      </w:r>
+    </w:p>
+    <w:p>
+      <w:pPr>
+        <w:pStyle w:val="Heading2"/>
+      </w:pPr>
+      <w:r>
+        <w:t>4. Cleaning Frequency Requirements</w:t>
+      </w:r>
+    </w:p>
+    <w:p>
+      <w:pPr>
+        <w:pStyle w:val="Heading3"/>
+      </w:pPr>
+      <w:r>
         <w:t>4.1 Daily Cleaning</w:t>
       </w:r>
     </w:p>
     <w:p>
-      <w:pPr>
-        <w:spacing w:before="0" w:after="120"/>
-      </w:pPr>
       <w:r>
-        <w:rPr>
-          <w:sz w:val="22"/>
-        </w:rPr>
         <w:t>The following must be completed:</w:t>
       </w:r>
     </w:p>
     <w:p>
       <w:pPr>
         <w:pStyle w:val="ListBullet"/>
-        <w:spacing w:before="0" w:after="60"/>
       </w:pPr>
       <w:r>
-        <w:rPr>
-          <w:sz w:val="22"/>
-        </w:rPr>
         <w:t>Clean and disinfect litter trays</w:t>
       </w:r>
     </w:p>
     <w:p>
       <w:pPr>
         <w:pStyle w:val="ListBullet"/>
-        <w:spacing w:before="0" w:after="60"/>
       </w:pPr>
       <w:r>
-        <w:rPr>
-          <w:sz w:val="22"/>
-        </w:rPr>
         <w:t>Remove soiled bedding and replace as needed</w:t>
       </w:r>
     </w:p>
     <w:p>
       <w:pPr>
         <w:pStyle w:val="ListBullet"/>
-        <w:spacing w:before="0" w:after="60"/>
       </w:pPr>
       <w:r>
-        <w:rPr>
-          <w:sz w:val="22"/>
-        </w:rPr>
         <w:t>Wash food and water bowls</w:t>
       </w:r>
     </w:p>
     <w:p>
       <w:pPr>
         <w:pStyle w:val="ListBullet"/>
-        <w:spacing w:before="0" w:after="60"/>
       </w:pPr>
       <w:r>
-        <w:rPr>
-          <w:sz w:val="22"/>
-        </w:rPr>
         <w:t>Clean up any urine, faeces, or vomit immediately</w:t>
       </w:r>
     </w:p>
     <w:p>
       <w:pPr>
         <w:pStyle w:val="ListBullet"/>
-        <w:spacing w:before="0" w:after="60"/>
       </w:pPr>
       <w:r>
-        <w:rPr>
-          <w:sz w:val="22"/>
-        </w:rPr>
         <w:t>Wipe down frequently touched surfaces (e.g. feeding areas)</w:t>
       </w:r>
     </w:p>
     <w:p>
       <w:pPr>
-        <w:spacing w:before="160" w:after="40"/>
+        <w:pStyle w:val="Heading3"/>
       </w:pPr>
       <w:r>
-        <w:rPr>
-          <w:b/>
-          <w:color w:val="111827"/>
-          <w:sz w:val="22"/>
-        </w:rPr>
         <w:t>4.2 Weekly Cleaning</w:t>
       </w:r>
     </w:p>
     <w:p>
-      <w:pPr>
-        <w:spacing w:before="0" w:after="120"/>
-      </w:pPr>
       <w:r>
-        <w:rPr>
-          <w:sz w:val="22"/>
-        </w:rPr>
         <w:t>Thorough cleaning and disinfection of:</w:t>
       </w:r>
     </w:p>
     <w:p>
       <w:pPr>
         <w:pStyle w:val="ListBullet"/>
-        <w:spacing w:before="0" w:after="60"/>
       </w:pPr>
       <w:r>
-        <w:rPr>
-          <w:sz w:val="22"/>
-        </w:rPr>
         <w:t>Litter trays</w:t>
       </w:r>
     </w:p>
     <w:p>
       <w:pPr>
         <w:pStyle w:val="ListBullet"/>
-        <w:spacing w:before="0" w:after="60"/>
       </w:pPr>
       <w:r>
-        <w:rPr>
-          <w:sz w:val="22"/>
-        </w:rPr>
         <w:t>Feeding stations</w:t>
       </w:r>
     </w:p>
     <w:p>
       <w:pPr>
         <w:pStyle w:val="ListBullet"/>
-        <w:spacing w:before="0" w:after="60"/>
       </w:pPr>
       <w:r>
-        <w:rPr>
-          <w:sz w:val="22"/>
-        </w:rPr>
         <w:t>Floors and surfaces in the cat's area</w:t>
       </w:r>
     </w:p>
     <w:p>
       <w:pPr>
         <w:pStyle w:val="ListBullet"/>
-        <w:spacing w:before="0" w:after="60"/>
       </w:pPr>
       <w:r>
-        <w:rPr>
-          <w:sz w:val="22"/>
-        </w:rPr>
         <w:t>Wash all bedding, blankets, and soft furnishings</w:t>
       </w:r>
     </w:p>
     <w:p>
       <w:pPr>
-        <w:spacing w:before="160" w:after="40"/>
+        <w:pStyle w:val="Heading3"/>
       </w:pPr>
+      <w:r>
+        <w:t>4.3 Between Foster Placements (Standard 18)</w:t>
+      </w:r>
+    </w:p>
+    <w:p>
+      <w:r>
+        <w:t xml:space="preserve">When one cat leaves and before the next cat arrives, the foster room must be </w:t>
+      </w:r>
       <w:r>
         <w:rPr>
           <w:b/>
-          <w:color w:val="111827"/>
-          <w:sz w:val="22"/>
         </w:rPr>
-        <w:t>4.3 Between Foster Placements</w:t>
+        <w:t>thoroughly cleaned, disinfected, and fully dried</w:t>
       </w:r>
-    </w:p>
-    <w:p>
-      <w:pPr>
-        <w:spacing w:before="0" w:after="120"/>
-      </w:pPr>
       <w:r>
-        <w:rPr>
-          <w:sz w:val="22"/>
-        </w:rPr>
-        <w:t>Before a new cat arrives:</w:t>
+        <w:t xml:space="preserve"> at change of occupancy. Foster carers must:</w:t>
       </w:r>
     </w:p>
     <w:p>
       <w:pPr>
         <w:pStyle w:val="ListBullet"/>
-        <w:spacing w:before="0" w:after="60"/>
       </w:pPr>
       <w:r>
-        <w:rPr>
-          <w:sz w:val="22"/>
-        </w:rPr>
-        <w:t>Perform a full deep clean of the foster area</w:t>
+        <w:t>Perform a full deep clean of the foster area (all surfaces, floors, skirting, walls within reach, shelves, scratching posts, carrier, feeding stations, and litter trays)</w:t>
       </w:r>
     </w:p>
     <w:p>
       <w:pPr>
         <w:pStyle w:val="ListBullet"/>
-        <w:spacing w:before="0" w:after="60"/>
       </w:pPr>
       <w:r>
-        <w:rPr>
-          <w:sz w:val="22"/>
-        </w:rPr>
-        <w:t>Disinfect all surfaces, equipment, and carriers</w:t>
+        <w:t>Disinfect all surfaces, equipment, and carriers with an approved disinfectant at the correct dilution and contact time</w:t>
       </w:r>
     </w:p>
     <w:p>
       <w:pPr>
         <w:pStyle w:val="ListBullet"/>
-        <w:spacing w:before="0" w:after="60"/>
       </w:pPr>
       <w:r>
-        <w:rPr>
-          <w:sz w:val="22"/>
-        </w:rPr>
-        <w:t>Replace or thoroughly wash all bedding and soft items</w:t>
+        <w:t>Replace or thoroughly wash all bedding, blankets, and soft items</w:t>
       </w:r>
     </w:p>
     <w:p>
       <w:pPr>
-        <w:spacing w:before="80" w:after="80"/>
-        <w:pBdr>
-          <w:bottom w:val="single" w:sz="6" w:space="1" w:color="C2EDD6"/>
-        </w:pBdr>
-      </w:pPr>
-    </w:p>
-    <w:p>
-      <w:pPr>
-        <w:spacing w:before="280" w:after="120"/>
-        <w:pBdr>
-          <w:bottom w:val="single" w:sz="6" w:space="2" w:color="C2EDD6"/>
-        </w:pBdr>
+        <w:pStyle w:val="ListBullet"/>
       </w:pPr>
       <w:r>
         <w:rPr>
           <w:b/>
-          <w:color w:val="FFFFFF"/>
-          <w:sz w:val="20"/>
-          <w:shd w:val="clear" w:color="auto" w:fill="05A44E"/>
         </w:rPr>
-        <w:t xml:space="preserve"> 5 </w:t>
+        <w:t>Allow all surfaces to fully dry</w:t>
       </w:r>
       <w:r>
-        <w:t xml:space="preserve">  </w:t>
+        <w:t xml:space="preserve"> before the next cat is placed — damp surfaces can harbour pathogens</w:t>
+      </w:r>
+    </w:p>
+    <w:p>
+      <w:pPr>
+        <w:pStyle w:val="ListBullet"/>
+      </w:pPr>
+      <w:r>
+        <w:t xml:space="preserve">Observe a </w:t>
       </w:r>
       <w:r>
         <w:rPr>
           <w:b/>
-          <w:color w:val="037A3A"/>
-          <w:sz w:val="26"/>
         </w:rPr>
-        <w:t>Approved Cleaning Products</w:t>
+        <w:t>minimum 24-hour rest period</w:t>
+      </w:r>
+      <w:r>
+        <w:t xml:space="preserve"> between the deep clean and the next placement wherever operationally possible</w:t>
+      </w:r>
+    </w:p>
+    <w:p>
+      <w:r>
+        <w:t>The Fostering Coordinator will not schedule a new placement into a foster home until the Coordinator has confirmation that the change-of-occupancy clean has been completed.</w:t>
+      </w:r>
+    </w:p>
+    <w:p>
+      <w:r>
+        <w:rPr>
+          <w:i/>
+        </w:rPr>
+        <w:t>________________________________________</w:t>
       </w:r>
     </w:p>
     <w:p>
       <w:pPr>
-        <w:spacing w:before="0" w:after="120"/>
+        <w:pStyle w:val="Heading2"/>
       </w:pPr>
       <w:r>
-        <w:rPr>
-          <w:sz w:val="22"/>
-        </w:rPr>
+        <w:t>5. Approved Cleaning Products and Chemical Storage (Standards 20, 21)</w:t>
+      </w:r>
+    </w:p>
+    <w:p>
+      <w:r>
         <w:t>Foster carers must:</w:t>
       </w:r>
     </w:p>
     <w:p>
       <w:pPr>
         <w:pStyle w:val="ListBullet"/>
-        <w:spacing w:before="0" w:after="60"/>
       </w:pPr>
       <w:r>
-        <w:rPr>
-          <w:sz w:val="22"/>
-        </w:rPr>
-        <w:t>Use pet-safe disinfectants approved by Forgotten Felines Cat Rescue (Anigiene)</w:t>
+        <w:t>Use pet-safe disinfectants approved by Forgotten Felines Cat Rescue (Anigiene or equivalent)</w:t>
       </w:r>
     </w:p>
     <w:p>
       <w:pPr>
         <w:pStyle w:val="ListBullet"/>
-        <w:spacing w:before="0" w:after="60"/>
       </w:pPr>
       <w:r>
-        <w:rPr>
-          <w:sz w:val="22"/>
-        </w:rPr>
         <w:t>Follow manufacturer instructions for dilution and contact time</w:t>
       </w:r>
     </w:p>
     <w:p>
       <w:pPr>
         <w:pStyle w:val="ListBullet"/>
-        <w:spacing w:before="0" w:after="60"/>
       </w:pPr>
       <w:r>
         <w:rPr>
-          <w:sz w:val="22"/>
+          <w:b/>
         </w:rPr>
-        <w:t>Avoid products toxic to cats (e.g. phenol-based disinfectants such as some household cleaners)</w:t>
+        <w:t>Never</w:t>
+      </w:r>
+      <w:r>
+        <w:t xml:space="preserve"> use phenolic disinfectants (including some household cleaners) — they are toxic to cats (Standard 20)</w:t>
       </w:r>
     </w:p>
     <w:p>
       <w:pPr>
         <w:pStyle w:val="ListBullet"/>
-        <w:spacing w:before="0" w:after="60"/>
       </w:pPr>
       <w:r>
-        <w:rPr>
-          <w:sz w:val="22"/>
-        </w:rPr>
         <w:t>Never mix cleaning chemicals</w:t>
       </w:r>
     </w:p>
     <w:p>
       <w:pPr>
-        <w:spacing w:before="80" w:after="80"/>
-        <w:pBdr>
-          <w:bottom w:val="single" w:sz="6" w:space="1" w:color="C2EDD6"/>
-        </w:pBdr>
-      </w:pPr>
-    </w:p>
-    <w:p>
-      <w:pPr>
-        <w:spacing w:before="280" w:after="120"/>
-        <w:pBdr>
-          <w:bottom w:val="single" w:sz="6" w:space="2" w:color="C2EDD6"/>
-        </w:pBdr>
+        <w:pStyle w:val="ListBullet"/>
       </w:pPr>
       <w:r>
         <w:rPr>
           <w:b/>
-          <w:color w:val="FFFFFF"/>
-          <w:sz w:val="20"/>
-          <w:shd w:val="clear" w:color="auto" w:fill="05A44E"/>
         </w:rPr>
-        <w:t xml:space="preserve"> 6 </w:t>
+        <w:t>Store all cleaning chemicals securely</w:t>
       </w:r>
       <w:r>
-        <w:t xml:space="preserve">  </w:t>
-      </w:r>
-      <w:r>
-        <w:rPr>
-          <w:b/>
-          <w:color w:val="037A3A"/>
-          <w:sz w:val="26"/>
-        </w:rPr>
-        <w:t>Litter Tray Hygiene</w:t>
+        <w:t xml:space="preserve"> — in a locked cupboard, high shelf, or sealed container out of reach of cats, resident pets, and children (Standard 21)</w:t>
       </w:r>
     </w:p>
     <w:p>
       <w:pPr>
         <w:pStyle w:val="ListBullet"/>
-        <w:spacing w:before="0" w:after="60"/>
       </w:pPr>
       <w:r>
+        <w:t>Store chemicals in their original containers with the manufacturer's label intact, following manufacturer instructions for handling and disposal</w:t>
+      </w:r>
+    </w:p>
+    <w:p>
+      <w:pPr>
+        <w:pStyle w:val="ListBullet"/>
+      </w:pPr>
+      <w:r>
+        <w:t>Keep a dedicated set of foster-room cleaning equipment that is not shared with household areas</w:t>
+      </w:r>
+    </w:p>
+    <w:p>
+      <w:r>
         <w:rPr>
-          <w:sz w:val="22"/>
+          <w:i/>
         </w:rPr>
+        <w:t>________________________________________</w:t>
+      </w:r>
+    </w:p>
+    <w:p>
+      <w:pPr>
+        <w:pStyle w:val="Heading2"/>
+      </w:pPr>
+      <w:r>
+        <w:t>6. Litter Tray Hygiene</w:t>
+      </w:r>
+    </w:p>
+    <w:p>
+      <w:pPr>
+        <w:pStyle w:val="ListBullet"/>
+      </w:pPr>
+      <w:r>
         <w:t>Scoop litter at least once daily (more frequently for multiple cats/kittens)</w:t>
       </w:r>
     </w:p>
     <w:p>
       <w:pPr>
         <w:pStyle w:val="ListBullet"/>
-        <w:spacing w:before="0" w:after="60"/>
       </w:pPr>
       <w:r>
-        <w:rPr>
-          <w:sz w:val="22"/>
-        </w:rPr>
         <w:t>Fully empty, clean, and disinfect trays at least weekly</w:t>
       </w:r>
     </w:p>
     <w:p>
       <w:pPr>
         <w:pStyle w:val="ListBullet"/>
-        <w:spacing w:before="0" w:after="60"/>
       </w:pPr>
       <w:r>
-        <w:rPr>
-          <w:sz w:val="22"/>
-        </w:rPr>
         <w:t>Use separate trays for different litters where possible</w:t>
       </w:r>
     </w:p>
     <w:p>
       <w:pPr>
         <w:pStyle w:val="ListBullet"/>
-        <w:spacing w:before="0" w:after="60"/>
       </w:pPr>
       <w:r>
-        <w:rPr>
-          <w:sz w:val="22"/>
-        </w:rPr>
         <w:t>Dispose of waste in sealed bags</w:t>
       </w:r>
     </w:p>
     <w:p>
-      <w:pPr>
-        <w:spacing w:before="80" w:after="80"/>
-        <w:pBdr>
-          <w:bottom w:val="single" w:sz="6" w:space="1" w:color="C2EDD6"/>
-        </w:pBdr>
-      </w:pPr>
+      <w:r>
+        <w:rPr>
+          <w:i/>
+        </w:rPr>
+        <w:t>________________________________________</w:t>
+      </w:r>
     </w:p>
     <w:p>
       <w:pPr>
-        <w:spacing w:before="280" w:after="120"/>
-        <w:pBdr>
-          <w:bottom w:val="single" w:sz="6" w:space="2" w:color="C2EDD6"/>
-        </w:pBdr>
+        <w:pStyle w:val="Heading2"/>
       </w:pPr>
       <w:r>
-        <w:rPr>
-          <w:b/>
-          <w:color w:val="FFFFFF"/>
-          <w:sz w:val="20"/>
-          <w:shd w:val="clear" w:color="auto" w:fill="05A44E"/>
-        </w:rPr>
-        <w:t xml:space="preserve"> 7 </w:t>
-      </w:r>
-      <w:r>
-        <w:t xml:space="preserve">  </w:t>
-      </w:r>
-      <w:r>
-        <w:rPr>
-          <w:b/>
-          <w:color w:val="037A3A"/>
-          <w:sz w:val="26"/>
-        </w:rPr>
-        <w:t>Food Preparation Hygiene</w:t>
+        <w:t>7. Food Preparation Hygiene</w:t>
       </w:r>
     </w:p>
     <w:p>
       <w:pPr>
         <w:pStyle w:val="ListBullet"/>
-        <w:spacing w:before="0" w:after="60"/>
       </w:pPr>
       <w:r>
-        <w:rPr>
-          <w:sz w:val="22"/>
-        </w:rPr>
         <w:t>Use clean bowls for each feeding</w:t>
       </w:r>
     </w:p>
     <w:p>
       <w:pPr>
         <w:pStyle w:val="ListBullet"/>
-        <w:spacing w:before="0" w:after="60"/>
       </w:pPr>
       <w:r>
-        <w:rPr>
-          <w:sz w:val="22"/>
-        </w:rPr>
         <w:t>Wash bowls with hot water and detergent after each use</w:t>
       </w:r>
     </w:p>
     <w:p>
       <w:pPr>
         <w:pStyle w:val="ListBullet"/>
-        <w:spacing w:before="0" w:after="60"/>
       </w:pPr>
       <w:r>
-        <w:rPr>
-          <w:sz w:val="22"/>
-        </w:rPr>
         <w:t>Store food in sealed containers</w:t>
       </w:r>
     </w:p>
     <w:p>
       <w:pPr>
         <w:pStyle w:val="ListBullet"/>
-        <w:spacing w:before="0" w:after="60"/>
       </w:pPr>
       <w:r>
-        <w:rPr>
-          <w:sz w:val="22"/>
-        </w:rPr>
         <w:t>Prepare food in a clean area separate from litter trays</w:t>
       </w:r>
     </w:p>
     <w:p>
       <w:pPr>
         <w:pStyle w:val="ListBullet"/>
-        <w:spacing w:before="0" w:after="60"/>
       </w:pPr>
       <w:r>
-        <w:rPr>
-          <w:sz w:val="22"/>
-        </w:rPr>
         <w:t>Always ensure that feeding bowls are away from litter trays</w:t>
       </w:r>
     </w:p>
     <w:p>
       <w:pPr>
         <w:pStyle w:val="ListBullet"/>
-        <w:spacing w:before="0" w:after="60"/>
       </w:pPr>
       <w:r>
-        <w:rPr>
-          <w:sz w:val="22"/>
-        </w:rPr>
         <w:t>Always ensure water bowls are away from feeding bowls and litter trays</w:t>
       </w:r>
     </w:p>
     <w:p>
-      <w:pPr>
-        <w:spacing w:before="80" w:after="80"/>
-        <w:pBdr>
-          <w:bottom w:val="single" w:sz="6" w:space="1" w:color="C2EDD6"/>
-        </w:pBdr>
-      </w:pPr>
+      <w:r>
+        <w:rPr>
+          <w:i/>
+        </w:rPr>
+        <w:t>________________________________________</w:t>
+      </w:r>
     </w:p>
     <w:p>
       <w:pPr>
-        <w:spacing w:before="280" w:after="120"/>
-        <w:pBdr>
-          <w:bottom w:val="single" w:sz="6" w:space="2" w:color="C2EDD6"/>
-        </w:pBdr>
+        <w:pStyle w:val="Heading2"/>
       </w:pPr>
       <w:r>
-        <w:rPr>
-          <w:b/>
-          <w:color w:val="FFFFFF"/>
-          <w:sz w:val="20"/>
-          <w:shd w:val="clear" w:color="auto" w:fill="05A44E"/>
-        </w:rPr>
-        <w:t xml:space="preserve"> 8 </w:t>
-      </w:r>
-      <w:r>
-        <w:t xml:space="preserve">  </w:t>
-      </w:r>
-      <w:r>
-        <w:rPr>
-          <w:b/>
-          <w:color w:val="037A3A"/>
-          <w:sz w:val="26"/>
-        </w:rPr>
-        <w:t>Laundry Procedures</w:t>
+        <w:t>8. Laundry Procedures</w:t>
       </w:r>
     </w:p>
     <w:p>
       <w:pPr>
         <w:pStyle w:val="ListBullet"/>
-        <w:spacing w:before="0" w:after="60"/>
       </w:pPr>
       <w:r>
-        <w:rPr>
-          <w:sz w:val="22"/>
-        </w:rPr>
         <w:t>Wash bedding and soft items at high temperature (ideally 60°C or above)</w:t>
       </w:r>
     </w:p>
     <w:p>
       <w:pPr>
         <w:pStyle w:val="ListBullet"/>
-        <w:spacing w:before="0" w:after="60"/>
       </w:pPr>
       <w:r>
-        <w:rPr>
-          <w:sz w:val="22"/>
-        </w:rPr>
         <w:t>Use pet-safe detergents</w:t>
       </w:r>
     </w:p>
     <w:p>
       <w:pPr>
         <w:pStyle w:val="ListBullet"/>
-        <w:spacing w:before="0" w:after="60"/>
       </w:pPr>
       <w:r>
-        <w:rPr>
-          <w:sz w:val="22"/>
-        </w:rPr>
         <w:t>Dry items thoroughly before reuse</w:t>
       </w:r>
     </w:p>
     <w:p>
       <w:pPr>
         <w:pStyle w:val="ListBullet"/>
-        <w:spacing w:before="0" w:after="60"/>
       </w:pPr>
       <w:r>
-        <w:rPr>
-          <w:sz w:val="22"/>
-        </w:rPr>
         <w:t>Keep separate from human laundry where possible</w:t>
       </w:r>
     </w:p>
     <w:p>
-      <w:pPr>
-        <w:spacing w:before="80" w:after="80"/>
-        <w:pBdr>
-          <w:bottom w:val="single" w:sz="6" w:space="1" w:color="C2EDD6"/>
-        </w:pBdr>
-      </w:pPr>
-    </w:p>
-    <w:p>
-      <w:pPr>
-        <w:spacing w:before="280" w:after="120"/>
-        <w:pBdr>
-          <w:bottom w:val="single" w:sz="6" w:space="2" w:color="C2EDD6"/>
-        </w:pBdr>
-      </w:pPr>
       <w:r>
         <w:rPr>
-          <w:b/>
-          <w:color w:val="FFFFFF"/>
-          <w:sz w:val="20"/>
-          <w:shd w:val="clear" w:color="auto" w:fill="05A44E"/>
+          <w:i/>
         </w:rPr>
-        <w:t xml:space="preserve"> 9 </w:t>
-      </w:r>
-      <w:r>
-        <w:t xml:space="preserve">  </w:t>
-      </w:r>
-      <w:r>
-        <w:rPr>
-          <w:b/>
-          <w:color w:val="037A3A"/>
-          <w:sz w:val="26"/>
-        </w:rPr>
-        <w:t>Infection Control &amp; Isolation</w:t>
+        <w:t>________________________________________</w:t>
       </w:r>
     </w:p>
     <w:p>
       <w:pPr>
-        <w:spacing w:before="160" w:after="40"/>
+        <w:pStyle w:val="Heading2"/>
       </w:pPr>
       <w:r>
-        <w:rPr>
-          <w:b/>
-          <w:color w:val="111827"/>
-          <w:sz w:val="22"/>
-        </w:rPr>
+        <w:t>9. Infection Control &amp; Isolation</w:t>
+      </w:r>
+    </w:p>
+    <w:p>
+      <w:pPr>
+        <w:pStyle w:val="Heading3"/>
+      </w:pPr>
+      <w:r>
         <w:t>9.1 Isolation Requirements</w:t>
       </w:r>
     </w:p>
     <w:p>
-      <w:pPr>
-        <w:spacing w:before="0" w:after="120"/>
-      </w:pPr>
       <w:r>
-        <w:rPr>
-          <w:sz w:val="22"/>
-        </w:rPr>
         <w:t>Cats must be isolated when:</w:t>
       </w:r>
     </w:p>
     <w:p>
       <w:pPr>
         <w:pStyle w:val="ListBullet"/>
-        <w:spacing w:before="0" w:after="60"/>
       </w:pPr>
       <w:r>
-        <w:rPr>
-          <w:sz w:val="22"/>
-        </w:rPr>
         <w:t>Newly arrived — until assessed by a vet and given at least first vaccine</w:t>
       </w:r>
     </w:p>
     <w:p>
       <w:pPr>
         <w:pStyle w:val="ListBullet"/>
-        <w:spacing w:before="0" w:after="60"/>
       </w:pPr>
       <w:r>
-        <w:rPr>
-          <w:sz w:val="22"/>
-        </w:rPr>
         <w:t>Showing signs of illness (e.g. diarrhoea, sneezing, discharge)</w:t>
       </w:r>
     </w:p>
     <w:p>
       <w:pPr>
         <w:pStyle w:val="ListBullet"/>
-        <w:spacing w:before="0" w:after="60"/>
       </w:pPr>
       <w:r>
-        <w:rPr>
-          <w:sz w:val="22"/>
-        </w:rPr>
         <w:t>Directed by the rescue or veterinarian</w:t>
       </w:r>
     </w:p>
     <w:p>
       <w:pPr>
-        <w:spacing w:before="160" w:after="40"/>
+        <w:pStyle w:val="Heading3"/>
       </w:pPr>
       <w:r>
-        <w:rPr>
-          <w:b/>
-          <w:color w:val="111827"/>
-          <w:sz w:val="22"/>
-        </w:rPr>
         <w:t>9.2 Isolation Protocols</w:t>
       </w:r>
     </w:p>
     <w:p>
       <w:pPr>
         <w:pStyle w:val="ListBullet"/>
-        <w:spacing w:before="0" w:after="60"/>
       </w:pPr>
       <w:r>
-        <w:rPr>
-          <w:sz w:val="22"/>
-        </w:rPr>
         <w:t>Use a separate room if possible</w:t>
       </w:r>
     </w:p>
     <w:p>
       <w:pPr>
         <w:pStyle w:val="ListBullet"/>
-        <w:spacing w:before="0" w:after="60"/>
       </w:pPr>
       <w:r>
-        <w:rPr>
-          <w:sz w:val="22"/>
-        </w:rPr>
         <w:t>Use dedicated equipment (bowls, litter trays, bedding)</w:t>
       </w:r>
     </w:p>
     <w:p>
       <w:pPr>
         <w:pStyle w:val="ListBullet"/>
-        <w:spacing w:before="0" w:after="60"/>
       </w:pPr>
       <w:r>
-        <w:rPr>
-          <w:sz w:val="22"/>
-        </w:rPr>
         <w:t>Handle isolated cats last</w:t>
       </w:r>
     </w:p>
     <w:p>
       <w:pPr>
         <w:pStyle w:val="ListBullet"/>
-        <w:spacing w:before="0" w:after="60"/>
       </w:pPr>
       <w:r>
-        <w:rPr>
-          <w:sz w:val="22"/>
-        </w:rPr>
         <w:t>Wash hands and change clothing after contact</w:t>
       </w:r>
     </w:p>
     <w:p>
       <w:pPr>
         <w:pStyle w:val="ListBullet"/>
-        <w:spacing w:before="0" w:after="60"/>
       </w:pPr>
       <w:r>
-        <w:rPr>
-          <w:sz w:val="22"/>
-        </w:rPr>
         <w:t>Crate if necessary for medical treatment</w:t>
       </w:r>
     </w:p>
     <w:p>
-      <w:pPr>
-        <w:spacing w:before="80" w:after="80"/>
-        <w:pBdr>
-          <w:bottom w:val="single" w:sz="6" w:space="1" w:color="C2EDD6"/>
-        </w:pBdr>
-      </w:pPr>
-    </w:p>
-    <w:p>
-      <w:pPr>
-        <w:spacing w:before="280" w:after="120"/>
-        <w:pBdr>
-          <w:bottom w:val="single" w:sz="6" w:space="2" w:color="C2EDD6"/>
-        </w:pBdr>
-      </w:pPr>
       <w:r>
         <w:rPr>
-          <w:b/>
-          <w:color w:val="FFFFFF"/>
-          <w:sz w:val="20"/>
-          <w:shd w:val="clear" w:color="auto" w:fill="05A44E"/>
+          <w:i/>
         </w:rPr>
-        <w:t xml:space="preserve"> 10 </w:t>
-      </w:r>
-      <w:r>
-        <w:t xml:space="preserve">  </w:t>
-      </w:r>
-      <w:r>
-        <w:rPr>
-          <w:b/>
-          <w:color w:val="037A3A"/>
-          <w:sz w:val="26"/>
-        </w:rPr>
-        <w:t>Personal Protective Measures</w:t>
+        <w:t>________________________________________</w:t>
       </w:r>
     </w:p>
     <w:p>
       <w:pPr>
-        <w:spacing w:before="0" w:after="120"/>
+        <w:pStyle w:val="Heading2"/>
       </w:pPr>
       <w:r>
-        <w:rPr>
-          <w:sz w:val="22"/>
-        </w:rPr>
+        <w:t>10. Personal Protective Measures</w:t>
+      </w:r>
+    </w:p>
+    <w:p>
+      <w:r>
         <w:t>Foster carers should:</w:t>
       </w:r>
     </w:p>
     <w:p>
       <w:pPr>
         <w:pStyle w:val="ListBullet"/>
-        <w:spacing w:before="0" w:after="60"/>
       </w:pPr>
       <w:r>
-        <w:rPr>
-          <w:sz w:val="22"/>
-        </w:rPr>
         <w:t>Wear gloves when handling waste or cleaning</w:t>
       </w:r>
     </w:p>
     <w:p>
       <w:pPr>
         <w:pStyle w:val="ListBullet"/>
-        <w:spacing w:before="0" w:after="60"/>
       </w:pPr>
       <w:r>
-        <w:rPr>
-          <w:sz w:val="22"/>
-        </w:rPr>
         <w:t>Use protective clothing where appropriate</w:t>
       </w:r>
     </w:p>
     <w:p>
       <w:pPr>
         <w:pStyle w:val="ListBullet"/>
-        <w:spacing w:before="0" w:after="60"/>
       </w:pPr>
       <w:r>
-        <w:rPr>
-          <w:sz w:val="22"/>
-        </w:rPr>
         <w:t>Wash hands thoroughly after cleaning tasks</w:t>
       </w:r>
     </w:p>
     <w:p>
-      <w:pPr>
-        <w:spacing w:before="80" w:after="80"/>
-        <w:pBdr>
-          <w:bottom w:val="single" w:sz="6" w:space="1" w:color="C2EDD6"/>
-        </w:pBdr>
-      </w:pPr>
+      <w:r>
+        <w:rPr>
+          <w:i/>
+        </w:rPr>
+        <w:t>________________________________________</w:t>
+      </w:r>
     </w:p>
     <w:p>
       <w:pPr>
-        <w:spacing w:before="280" w:after="120"/>
-        <w:pBdr>
-          <w:bottom w:val="single" w:sz="6" w:space="2" w:color="C2EDD6"/>
-        </w:pBdr>
+        <w:pStyle w:val="Heading2"/>
       </w:pPr>
       <w:r>
-        <w:rPr>
-          <w:b/>
-          <w:color w:val="FFFFFF"/>
-          <w:sz w:val="20"/>
-          <w:shd w:val="clear" w:color="auto" w:fill="05A44E"/>
-        </w:rPr>
-        <w:t xml:space="preserve"> 11 </w:t>
-      </w:r>
-      <w:r>
-        <w:t xml:space="preserve">  </w:t>
-      </w:r>
-      <w:r>
-        <w:rPr>
-          <w:b/>
-          <w:color w:val="037A3A"/>
-          <w:sz w:val="26"/>
-        </w:rPr>
-        <w:t>Waste Disposal</w:t>
+        <w:t>11. Waste Disposal</w:t>
       </w:r>
     </w:p>
     <w:p>
       <w:pPr>
         <w:pStyle w:val="ListBullet"/>
-        <w:spacing w:before="0" w:after="60"/>
       </w:pPr>
       <w:r>
-        <w:rPr>
-          <w:sz w:val="22"/>
-        </w:rPr>
         <w:t>Dispose of litter and waste in sealed bags in household waste</w:t>
       </w:r>
     </w:p>
     <w:p>
       <w:pPr>
         <w:pStyle w:val="ListBullet"/>
-        <w:spacing w:before="0" w:after="60"/>
       </w:pPr>
       <w:r>
-        <w:rPr>
-          <w:sz w:val="22"/>
-        </w:rPr>
         <w:t>Follow local council regulations for waste disposal</w:t>
       </w:r>
     </w:p>
     <w:p>
       <w:pPr>
         <w:pStyle w:val="ListBullet"/>
-        <w:spacing w:before="0" w:after="60"/>
       </w:pPr>
       <w:r>
-        <w:rPr>
-          <w:sz w:val="22"/>
-        </w:rPr>
         <w:t>Clean and disinfect bins regularly</w:t>
       </w:r>
     </w:p>
     <w:p>
-      <w:pPr>
-        <w:spacing w:before="80" w:after="80"/>
-        <w:pBdr>
-          <w:bottom w:val="single" w:sz="6" w:space="1" w:color="C2EDD6"/>
-        </w:pBdr>
-      </w:pPr>
+      <w:r>
+        <w:rPr>
+          <w:i/>
+        </w:rPr>
+        <w:t>________________________________________</w:t>
+      </w:r>
     </w:p>
     <w:p>
       <w:pPr>
-        <w:spacing w:before="280" w:after="120"/>
-        <w:pBdr>
-          <w:bottom w:val="single" w:sz="6" w:space="2" w:color="C2EDD6"/>
-        </w:pBdr>
+        <w:pStyle w:val="Heading2"/>
       </w:pPr>
       <w:r>
-        <w:rPr>
-          <w:b/>
-          <w:color w:val="FFFFFF"/>
-          <w:sz w:val="20"/>
-          <w:shd w:val="clear" w:color="auto" w:fill="05A44E"/>
-        </w:rPr>
-        <w:t xml:space="preserve"> 12 </w:t>
-      </w:r>
-      <w:r>
-        <w:t xml:space="preserve">  </w:t>
-      </w:r>
-      <w:r>
-        <w:rPr>
-          <w:b/>
-          <w:color w:val="037A3A"/>
-          <w:sz w:val="26"/>
-        </w:rPr>
-        <w:t>Resident Pets</w:t>
+        <w:t>12. Resident Pets</w:t>
       </w:r>
     </w:p>
     <w:p>
       <w:pPr>
         <w:pStyle w:val="ListBullet"/>
-        <w:spacing w:before="0" w:after="60"/>
       </w:pPr>
       <w:r>
-        <w:rPr>
-          <w:sz w:val="22"/>
-        </w:rPr>
         <w:t>Keep foster cats separated from resident pets unless approved and the isolation period/illness has elapsed and vaccinations have been given</w:t>
       </w:r>
     </w:p>
     <w:p>
       <w:pPr>
         <w:pStyle w:val="ListBullet"/>
-        <w:spacing w:before="0" w:after="60"/>
       </w:pPr>
       <w:r>
-        <w:rPr>
-          <w:sz w:val="22"/>
-        </w:rPr>
         <w:t>Do not share bowls, litter trays, or bedding</w:t>
       </w:r>
     </w:p>
     <w:p>
       <w:pPr>
         <w:pStyle w:val="ListBullet"/>
-        <w:spacing w:before="0" w:after="60"/>
       </w:pPr>
       <w:r>
-        <w:rPr>
-          <w:sz w:val="22"/>
-        </w:rPr>
         <w:t>Maintain vaccination and parasite control for resident animals</w:t>
       </w:r>
     </w:p>
     <w:p>
-      <w:pPr>
-        <w:spacing w:before="80" w:after="80"/>
-        <w:pBdr>
-          <w:bottom w:val="single" w:sz="6" w:space="1" w:color="C2EDD6"/>
-        </w:pBdr>
-      </w:pPr>
-    </w:p>
-    <w:p>
-      <w:pPr>
-        <w:spacing w:before="280" w:after="120"/>
-        <w:pBdr>
-          <w:bottom w:val="single" w:sz="6" w:space="2" w:color="C2EDD6"/>
-        </w:pBdr>
-      </w:pPr>
       <w:r>
         <w:rPr>
-          <w:b/>
-          <w:color w:val="FFFFFF"/>
-          <w:sz w:val="20"/>
-          <w:shd w:val="clear" w:color="auto" w:fill="05A44E"/>
+          <w:i/>
         </w:rPr>
-        <w:t xml:space="preserve"> 13 </w:t>
-      </w:r>
-      <w:r>
-        <w:t xml:space="preserve">  </w:t>
-      </w:r>
-      <w:r>
-        <w:rPr>
-          <w:b/>
-          <w:color w:val="037A3A"/>
-          <w:sz w:val="26"/>
-        </w:rPr>
-        <w:t>Reporting Concerns</w:t>
+        <w:t>________________________________________</w:t>
       </w:r>
     </w:p>
     <w:p>
       <w:pPr>
-        <w:spacing w:before="0" w:after="120"/>
+        <w:pStyle w:val="Heading2"/>
       </w:pPr>
       <w:r>
-        <w:rPr>
-          <w:sz w:val="22"/>
-        </w:rPr>
+        <w:t>13. Reporting Concerns</w:t>
+      </w:r>
+    </w:p>
+    <w:p>
+      <w:r>
         <w:t>Foster carers must report immediately:</w:t>
       </w:r>
     </w:p>
     <w:p>
       <w:pPr>
         <w:pStyle w:val="ListBullet"/>
-        <w:spacing w:before="0" w:after="60"/>
       </w:pPr>
       <w:r>
-        <w:rPr>
-          <w:sz w:val="22"/>
-        </w:rPr>
         <w:t>Signs of illness (e.g. vomiting, diarrhoea, lethargy)</w:t>
       </w:r>
     </w:p>
     <w:p>
       <w:pPr>
         <w:pStyle w:val="ListBullet"/>
-        <w:spacing w:before="0" w:after="60"/>
       </w:pPr>
       <w:r>
-        <w:rPr>
-          <w:sz w:val="22"/>
-        </w:rPr>
         <w:t>Parasites (fleas, worms)</w:t>
       </w:r>
     </w:p>
     <w:p>
       <w:pPr>
         <w:pStyle w:val="ListBullet"/>
-        <w:spacing w:before="0" w:after="60"/>
       </w:pPr>
       <w:r>
-        <w:rPr>
-          <w:sz w:val="22"/>
-        </w:rPr>
         <w:t>Any suspected infectious disease</w:t>
       </w:r>
     </w:p>
     <w:p>
       <w:pPr>
         <w:pStyle w:val="ListBullet"/>
-        <w:spacing w:before="0" w:after="60"/>
       </w:pPr>
       <w:r>
-        <w:rPr>
-          <w:sz w:val="22"/>
-        </w:rPr>
         <w:t>Cleaning or hygiene issues that cannot be managed</w:t>
       </w:r>
     </w:p>
     <w:p>
-      <w:pPr>
-        <w:spacing w:before="80" w:after="80"/>
-        <w:pBdr>
-          <w:bottom w:val="single" w:sz="6" w:space="1" w:color="C2EDD6"/>
-        </w:pBdr>
-      </w:pPr>
-    </w:p>
-    <w:p>
-      <w:pPr>
-        <w:spacing w:before="280" w:after="120"/>
-        <w:pBdr>
-          <w:bottom w:val="single" w:sz="6" w:space="2" w:color="C2EDD6"/>
-        </w:pBdr>
-      </w:pPr>
       <w:r>
         <w:rPr>
-          <w:b/>
-          <w:color w:val="FFFFFF"/>
-          <w:sz w:val="20"/>
-          <w:shd w:val="clear" w:color="auto" w:fill="05A44E"/>
+          <w:i/>
         </w:rPr>
-        <w:t xml:space="preserve"> 14 </w:t>
-      </w:r>
-      <w:r>
-        <w:t xml:space="preserve">  </w:t>
-      </w:r>
-      <w:r>
-        <w:rPr>
-          <w:b/>
-          <w:color w:val="037A3A"/>
-          <w:sz w:val="26"/>
-        </w:rPr>
-        <w:t>Compliance</w:t>
+        <w:t>________________________________________</w:t>
       </w:r>
     </w:p>
     <w:p>
       <w:pPr>
-        <w:spacing w:before="0" w:after="120"/>
+        <w:pStyle w:val="Heading2"/>
       </w:pPr>
       <w:r>
-        <w:rPr>
-          <w:sz w:val="22"/>
-        </w:rPr>
+        <w:t>14. Compliance</w:t>
+      </w:r>
+    </w:p>
+    <w:p>
+      <w:r>
         <w:t>Failure to follow this policy may result in:</w:t>
       </w:r>
     </w:p>
     <w:p>
       <w:pPr>
         <w:pStyle w:val="ListBullet"/>
-        <w:spacing w:before="0" w:after="60"/>
       </w:pPr>
       <w:r>
-        <w:rPr>
-          <w:sz w:val="22"/>
-        </w:rPr>
         <w:t>Review of fostering suitability</w:t>
       </w:r>
     </w:p>
     <w:p>
       <w:pPr>
         <w:pStyle w:val="ListBullet"/>
-        <w:spacing w:before="0" w:after="60"/>
       </w:pPr>
       <w:r>
-        <w:rPr>
-          <w:sz w:val="22"/>
-        </w:rPr>
         <w:t>Additional training requirements</w:t>
       </w:r>
     </w:p>
     <w:p>
       <w:pPr>
         <w:pStyle w:val="ListBullet"/>
-        <w:spacing w:before="0" w:after="60"/>
       </w:pPr>
       <w:r>
-        <w:rPr>
-          <w:sz w:val="22"/>
-        </w:rPr>
         <w:t>Removal of foster animals if necessary</w:t>
       </w:r>
     </w:p>
     <w:p>
-      <w:pPr>
-        <w:spacing w:before="80" w:after="80"/>
-        <w:pBdr>
-          <w:bottom w:val="single" w:sz="6" w:space="1" w:color="C2EDD6"/>
-        </w:pBdr>
-      </w:pPr>
-    </w:p>
-    <w:p>
-      <w:pPr>
-        <w:spacing w:before="280" w:after="120"/>
-        <w:pBdr>
-          <w:bottom w:val="single" w:sz="6" w:space="2" w:color="C2EDD6"/>
-        </w:pBdr>
-      </w:pPr>
       <w:r>
         <w:rPr>
-          <w:b/>
-          <w:color w:val="FFFFFF"/>
-          <w:sz w:val="20"/>
-          <w:shd w:val="clear" w:color="auto" w:fill="05A44E"/>
+          <w:i/>
         </w:rPr>
-        <w:t xml:space="preserve"> 15 </w:t>
-      </w:r>
-      <w:r>
-        <w:t xml:space="preserve">  </w:t>
-      </w:r>
-      <w:r>
-        <w:rPr>
-          <w:b/>
-          <w:color w:val="037A3A"/>
-          <w:sz w:val="26"/>
-        </w:rPr>
-        <w:t>Review</w:t>
+        <w:t>________________________________________</w:t>
       </w:r>
     </w:p>
     <w:p>
       <w:pPr>
-        <w:spacing w:before="80" w:after="80"/>
-        <w:pBdr>
-          <w:bottom w:val="single" w:sz="6" w:space="1" w:color="C2EDD6"/>
-        </w:pBdr>
-      </w:pPr>
-    </w:p>
-    <w:p>
-      <w:pPr>
-        <w:spacing w:before="280" w:after="120"/>
-        <w:pBdr>
-          <w:bottom w:val="single" w:sz="6" w:space="2" w:color="C2EDD6"/>
-        </w:pBdr>
+        <w:pStyle w:val="Heading2"/>
       </w:pPr>
       <w:r>
-        <w:rPr>
-          <w:b/>
-          <w:color w:val="FFFFFF"/>
-          <w:sz w:val="20"/>
-          <w:shd w:val="clear" w:color="auto" w:fill="05A44E"/>
-        </w:rPr>
-        <w:t xml:space="preserve"> 16 </w:t>
-      </w:r>
-      <w:r>
-        <w:t xml:space="preserve">  </w:t>
-      </w:r>
-      <w:r>
-        <w:rPr>
-          <w:b/>
-          <w:color w:val="037A3A"/>
-          <w:sz w:val="26"/>
-        </w:rPr>
-        <w:t>Acknowledgement</w:t>
+        <w:t>15. Related Documents</w:t>
       </w:r>
     </w:p>
     <w:p>
       <w:pPr>
-        <w:spacing w:before="0" w:after="120"/>
+        <w:pStyle w:val="ListBullet"/>
       </w:pPr>
       <w:r>
+        <w:t>Fostering Policy</w:t>
+      </w:r>
+    </w:p>
+    <w:p>
+      <w:pPr>
+        <w:pStyle w:val="ListBullet"/>
+      </w:pPr>
+      <w:r>
+        <w:t>Foster Home Assessment Checklist</w:t>
+      </w:r>
+    </w:p>
+    <w:p>
+      <w:pPr>
+        <w:pStyle w:val="ListBullet"/>
+      </w:pPr>
+      <w:r>
+        <w:t>Cat Isolation on Arrival Policy</w:t>
+      </w:r>
+    </w:p>
+    <w:p>
+      <w:pPr>
+        <w:pStyle w:val="ListBullet"/>
+      </w:pPr>
+      <w:r>
+        <w:t>Cat Intake and Medical Care Policy</w:t>
+      </w:r>
+    </w:p>
+    <w:p>
+      <w:pPr>
+        <w:pStyle w:val="ListBullet"/>
+      </w:pPr>
+      <w:r>
+        <w:t>Named Veterinary Practices Register</w:t>
+      </w:r>
+    </w:p>
+    <w:p>
+      <w:pPr>
+        <w:pStyle w:val="ListBullet"/>
+      </w:pPr>
+      <w:r>
+        <w:t>Fosterer Training Programme</w:t>
+      </w:r>
+    </w:p>
+    <w:p>
+      <w:r>
         <w:rPr>
-          <w:sz w:val="22"/>
+          <w:i/>
         </w:rPr>
+        <w:t>________________________________________</w:t>
+      </w:r>
+    </w:p>
+    <w:p>
+      <w:pPr>
+        <w:pStyle w:val="Heading2"/>
+      </w:pPr>
+      <w:r>
+        <w:t>16. Review</w:t>
+      </w:r>
+    </w:p>
+    <w:p>
+      <w:r>
+        <w:t>This policy is reviewed at least annually, or sooner if ADCH standards, legislation, or veterinary guidance changes.</w:t>
+      </w:r>
+    </w:p>
+    <w:p>
+      <w:r>
+        <w:rPr>
+          <w:i/>
+        </w:rPr>
+        <w:t>________________________________________</w:t>
+      </w:r>
+    </w:p>
+    <w:p>
+      <w:pPr>
+        <w:pStyle w:val="Heading2"/>
+      </w:pPr>
+      <w:r>
+        <w:t>17. Acknowledgement</w:t>
+      </w:r>
+    </w:p>
+    <w:p>
+      <w:r>
         <w:t>I confirm that I have read and agree to follow this policy:</w:t>
       </w:r>
     </w:p>
     <w:p>
-      <w:pPr>
-        <w:spacing w:before="0" w:after="120"/>
-      </w:pPr>
       <w:r>
-        <w:rPr>
-          <w:sz w:val="22"/>
-        </w:rPr>
         <w:t>Name: __________________________</w:t>
       </w:r>
     </w:p>
     <w:p>
-      <w:pPr>
-        <w:spacing w:before="0" w:after="120"/>
-      </w:pPr>
       <w:r>
-        <w:rPr>
-          <w:sz w:val="22"/>
-        </w:rPr>
         <w:t>Signature: ______________________</w:t>
       </w:r>
     </w:p>
     <w:p>
-      <w:pPr>
-        <w:spacing w:before="0" w:after="120"/>
-      </w:pPr>
       <w:r>
-        <w:rPr>
-          <w:sz w:val="22"/>
-        </w:rPr>
         <w:t>Date: __________________________</w:t>
       </w:r>
     </w:p>
-    <w:p>
-      <w:pPr>
-        <w:spacing w:before="80" w:after="80"/>
-        <w:pBdr>
-          <w:bottom w:val="single" w:sz="6" w:space="1" w:color="C2EDD6"/>
-        </w:pBdr>
-      </w:pPr>
-    </w:p>
-    <w:p>
-      <w:pPr>
-        <w:spacing w:before="280" w:after="120"/>
-        <w:pBdr>
-          <w:bottom w:val="single" w:sz="6" w:space="2" w:color="C2EDD6"/>
-        </w:pBdr>
-      </w:pPr>
-      <w:r>
-        <w:rPr>
-          <w:b/>
-          <w:color w:val="FFFFFF"/>
-          <w:sz w:val="20"/>
-          <w:shd w:val="clear" w:color="auto" w:fill="05A44E"/>
-        </w:rPr>
-        <w:t xml:space="preserve"> 17 </w:t>
-      </w:r>
-      <w:r>
-        <w:t xml:space="preserve">  </w:t>
-      </w:r>
-      <w:r>
-        <w:rPr>
-          <w:b/>
-          <w:color w:val="037A3A"/>
-          <w:sz w:val="26"/>
-        </w:rPr>
-        <w:t>Review &amp; Approval</w:t>
-      </w:r>
-    </w:p>
-    <w:tbl>
-      <w:tblPr>
-        <w:tblStyle w:val="TableGrid"/>
-        <w:tblW w:type="auto" w:w="0"/>
-        <w:tblLook w:firstColumn="1" w:firstRow="1" w:lastColumn="0" w:lastRow="0" w:noHBand="0" w:noVBand="1" w:val="04A0"/>
-      </w:tblPr>
-      <w:tblGrid>
-        <w:gridCol w:w="2268"/>
-        <w:gridCol w:w="2268"/>
-        <w:gridCol w:w="2268"/>
-        <w:gridCol w:w="2268"/>
-      </w:tblGrid>
-      <w:tr>
-        <w:tc>
-          <w:tcPr>
-            <w:tcW w:type="dxa" w:w="2268"/>
-            <w:shd w:val="clear" w:color="auto" w:fill="05A44E"/>
-          </w:tcPr>
-          <w:p>
-            <w:pPr>
-              <w:spacing w:before="80" w:after="80"/>
-            </w:pPr>
-            <w:r>
-              <w:rPr>
-                <w:b/>
-                <w:color w:val="FFFFFF"/>
-                <w:sz w:val="19"/>
-              </w:rPr>
-              <w:t>Name</w:t>
-            </w:r>
-          </w:p>
-        </w:tc>
-        <w:tc>
-          <w:tcPr>
-            <w:tcW w:type="dxa" w:w="2268"/>
-            <w:shd w:val="clear" w:color="auto" w:fill="05A44E"/>
-          </w:tcPr>
-          <w:p>
-            <w:pPr>
-              <w:spacing w:before="80" w:after="80"/>
-            </w:pPr>
-            <w:r>
-              <w:rPr>
-                <w:b/>
-                <w:color w:val="FFFFFF"/>
-                <w:sz w:val="19"/>
-              </w:rPr>
-              <w:t>Role</w:t>
-            </w:r>
-          </w:p>
-        </w:tc>
-        <w:tc>
-          <w:tcPr>
-            <w:tcW w:type="dxa" w:w="2268"/>
-            <w:shd w:val="clear" w:color="auto" w:fill="05A44E"/>
-          </w:tcPr>
-          <w:p>
-            <w:pPr>
-              <w:spacing w:before="80" w:after="80"/>
-            </w:pPr>
-            <w:r>
-              <w:rPr>
-                <w:b/>
-                <w:color w:val="FFFFFF"/>
-                <w:sz w:val="19"/>
-              </w:rPr>
-              <w:t>Signature</w:t>
-            </w:r>
-          </w:p>
-        </w:tc>
-        <w:tc>
-          <w:tcPr>
-            <w:tcW w:type="dxa" w:w="2268"/>
-            <w:shd w:val="clear" w:color="auto" w:fill="05A44E"/>
-          </w:tcPr>
-          <w:p>
-            <w:pPr>
-              <w:spacing w:before="80" w:after="80"/>
-            </w:pPr>
-            <w:r>
-              <w:rPr>
-                <w:b/>
-                <w:color w:val="FFFFFF"/>
-                <w:sz w:val="19"/>
-              </w:rPr>
-              <w:t>Date</w:t>
-            </w:r>
-          </w:p>
-        </w:tc>
-      </w:tr>
-      <w:tr>
-        <w:tc>
-          <w:tcPr>
-            <w:tcW w:type="dxa" w:w="2268"/>
-            <w:shd w:val="clear" w:color="auto" w:fill="FFFFFF"/>
-          </w:tcPr>
-          <w:p>
-            <w:pPr>
-              <w:spacing w:before="320" w:after="320"/>
-            </w:pPr>
-            <w:r>
-              <w:rPr>
-                <w:sz w:val="20"/>
-              </w:rPr>
-              <w:t>Bev Hibbert</w:t>
-            </w:r>
-          </w:p>
-        </w:tc>
-        <w:tc>
-          <w:tcPr>
-            <w:tcW w:type="dxa" w:w="2268"/>
-            <w:shd w:val="clear" w:color="auto" w:fill="FFFFFF"/>
-          </w:tcPr>
-          <w:p>
-            <w:pPr>
-              <w:spacing w:before="320" w:after="320"/>
-            </w:pPr>
-            <w:r>
-              <w:rPr>
-                <w:sz w:val="20"/>
-              </w:rPr>
-              <w:t>Founder</w:t>
-            </w:r>
-          </w:p>
-        </w:tc>
-        <w:tc>
-          <w:tcPr>
-            <w:tcW w:type="dxa" w:w="2268"/>
-            <w:shd w:val="clear" w:color="auto" w:fill="FFFFFF"/>
-          </w:tcPr>
-          <w:p>
-            <w:pPr>
-              <w:spacing w:before="320" w:after="320"/>
-            </w:pPr>
-            <w:r>
-              <w:rPr>
-                <w:sz w:val="20"/>
-              </w:rPr>
-            </w:r>
-          </w:p>
-        </w:tc>
-        <w:tc>
-          <w:tcPr>
-            <w:tcW w:type="dxa" w:w="2268"/>
-            <w:shd w:val="clear" w:color="auto" w:fill="FFFFFF"/>
-          </w:tcPr>
-          <w:p>
-            <w:pPr>
-              <w:spacing w:before="320" w:after="320"/>
-            </w:pPr>
-            <w:r>
-              <w:rPr>
-                <w:sz w:val="20"/>
-              </w:rPr>
-            </w:r>
-          </w:p>
-        </w:tc>
-      </w:tr>
-      <w:tr>
-        <w:tc>
-          <w:tcPr>
-            <w:tcW w:type="dxa" w:w="2268"/>
-            <w:shd w:val="clear" w:color="auto" w:fill="F9FAFB"/>
-          </w:tcPr>
-          <w:p>
-            <w:pPr>
-              <w:spacing w:before="320" w:after="320"/>
-            </w:pPr>
-            <w:r>
-              <w:rPr>
-                <w:sz w:val="20"/>
-              </w:rPr>
-            </w:r>
-          </w:p>
-        </w:tc>
-        <w:tc>
-          <w:tcPr>
-            <w:tcW w:type="dxa" w:w="2268"/>
-            <w:shd w:val="clear" w:color="auto" w:fill="F9FAFB"/>
-          </w:tcPr>
-          <w:p>
-            <w:pPr>
-              <w:spacing w:before="320" w:after="320"/>
-            </w:pPr>
-            <w:r>
-              <w:rPr>
-                <w:sz w:val="20"/>
-              </w:rPr>
-              <w:t>Trustee</w:t>
-            </w:r>
-          </w:p>
-        </w:tc>
-        <w:tc>
-          <w:tcPr>
-            <w:tcW w:type="dxa" w:w="2268"/>
-            <w:shd w:val="clear" w:color="auto" w:fill="F9FAFB"/>
-          </w:tcPr>
-          <w:p>
-            <w:pPr>
-              <w:spacing w:before="320" w:after="320"/>
-            </w:pPr>
-            <w:r>
-              <w:rPr>
-                <w:sz w:val="20"/>
-              </w:rPr>
-            </w:r>
-          </w:p>
-        </w:tc>
-        <w:tc>
-          <w:tcPr>
-            <w:tcW w:type="dxa" w:w="2268"/>
-            <w:shd w:val="clear" w:color="auto" w:fill="F9FAFB"/>
-          </w:tcPr>
-          <w:p>
-            <w:pPr>
-              <w:spacing w:before="320" w:after="320"/>
-            </w:pPr>
-            <w:r>
-              <w:rPr>
-                <w:sz w:val="20"/>
-              </w:rPr>
-            </w:r>
-          </w:p>
-        </w:tc>
-      </w:tr>
-      <w:tr>
-        <w:tc>
-          <w:tcPr>
-            <w:tcW w:type="dxa" w:w="2268"/>
-            <w:shd w:val="clear" w:color="auto" w:fill="FFFFFF"/>
-          </w:tcPr>
-          <w:p>
-            <w:pPr>
-              <w:spacing w:before="320" w:after="320"/>
-            </w:pPr>
-            <w:r>
-              <w:rPr>
-                <w:sz w:val="20"/>
-              </w:rPr>
-            </w:r>
-          </w:p>
-        </w:tc>
-        <w:tc>
-          <w:tcPr>
-            <w:tcW w:type="dxa" w:w="2268"/>
-            <w:shd w:val="clear" w:color="auto" w:fill="FFFFFF"/>
-          </w:tcPr>
-          <w:p>
-            <w:pPr>
-              <w:spacing w:before="320" w:after="320"/>
-            </w:pPr>
-            <w:r>
-              <w:rPr>
-                <w:sz w:val="20"/>
-              </w:rPr>
-              <w:t>Trustee</w:t>
-            </w:r>
-          </w:p>
-        </w:tc>
-        <w:tc>
-          <w:tcPr>
-            <w:tcW w:type="dxa" w:w="2268"/>
-            <w:shd w:val="clear" w:color="auto" w:fill="FFFFFF"/>
-          </w:tcPr>
-          <w:p>
-            <w:pPr>
-              <w:spacing w:before="320" w:after="320"/>
-            </w:pPr>
-            <w:r>
-              <w:rPr>
-                <w:sz w:val="20"/>
-              </w:rPr>
-            </w:r>
-          </w:p>
-        </w:tc>
-        <w:tc>
-          <w:tcPr>
-            <w:tcW w:type="dxa" w:w="2268"/>
-            <w:shd w:val="clear" w:color="auto" w:fill="FFFFFF"/>
-          </w:tcPr>
-          <w:p>
-            <w:pPr>
-              <w:spacing w:before="320" w:after="320"/>
-            </w:pPr>
-            <w:r>
-              <w:rPr>
-                <w:sz w:val="20"/>
-              </w:rPr>
-            </w:r>
-          </w:p>
-        </w:tc>
-      </w:tr>
-    </w:tbl>
-    <w:p/>
-    <w:p>
-      <w:pPr>
-        <w:spacing w:before="280" w:after="120"/>
-        <w:pBdr>
-          <w:bottom w:val="single" w:sz="6" w:space="2" w:color="C2EDD6"/>
-        </w:pBdr>
-      </w:pPr>
-      <w:r>
-        <w:rPr>
-          <w:b/>
-          <w:color w:val="FFFFFF"/>
-          <w:sz w:val="20"/>
-          <w:shd w:val="clear" w:color="auto" w:fill="05A44E"/>
-        </w:rPr>
-        <w:t xml:space="preserve"> 18 </w:t>
-      </w:r>
-      <w:r>
-        <w:t xml:space="preserve">  </w:t>
-      </w:r>
-      <w:r>
-        <w:rPr>
-          <w:b/>
-          <w:color w:val="037A3A"/>
-          <w:sz w:val="26"/>
-        </w:rPr>
-        <w:t>Version History</w:t>
-      </w:r>
-    </w:p>
-    <w:tbl>
-      <w:tblPr>
-        <w:tblStyle w:val="TableGrid"/>
-        <w:tblW w:type="auto" w:w="0"/>
-        <w:tblLook w:firstColumn="1" w:firstRow="1" w:lastColumn="0" w:lastRow="0" w:noHBand="0" w:noVBand="1" w:val="04A0"/>
-      </w:tblPr>
-      <w:tblGrid>
-        <w:gridCol w:w="2268"/>
-        <w:gridCol w:w="2268"/>
-        <w:gridCol w:w="2268"/>
-        <w:gridCol w:w="2268"/>
-      </w:tblGrid>
-      <w:tr>
-        <w:tc>
-          <w:tcPr>
-            <w:tcW w:type="dxa" w:w="2268"/>
-            <w:shd w:val="clear" w:color="auto" w:fill="111827"/>
-          </w:tcPr>
-          <w:p>
-            <w:pPr>
-              <w:spacing w:before="80" w:after="80"/>
-            </w:pPr>
-            <w:r>
-              <w:rPr>
-                <w:b/>
-                <w:color w:val="FFFFFF"/>
-                <w:sz w:val="19"/>
-              </w:rPr>
-              <w:t>Version</w:t>
-            </w:r>
-          </w:p>
-        </w:tc>
-        <w:tc>
-          <w:tcPr>
-            <w:tcW w:type="dxa" w:w="2268"/>
-            <w:shd w:val="clear" w:color="auto" w:fill="111827"/>
-          </w:tcPr>
-          <w:p>
-            <w:pPr>
-              <w:spacing w:before="80" w:after="80"/>
-            </w:pPr>
-            <w:r>
-              <w:rPr>
-                <w:b/>
-                <w:color w:val="FFFFFF"/>
-                <w:sz w:val="19"/>
-              </w:rPr>
-              <w:t>Date</w:t>
-            </w:r>
-          </w:p>
-        </w:tc>
-        <w:tc>
-          <w:tcPr>
-            <w:tcW w:type="dxa" w:w="2268"/>
-            <w:shd w:val="clear" w:color="auto" w:fill="111827"/>
-          </w:tcPr>
-          <w:p>
-            <w:pPr>
-              <w:spacing w:before="80" w:after="80"/>
-            </w:pPr>
-            <w:r>
-              <w:rPr>
-                <w:b/>
-                <w:color w:val="FFFFFF"/>
-                <w:sz w:val="19"/>
-              </w:rPr>
-              <w:t>Author</w:t>
-            </w:r>
-          </w:p>
-        </w:tc>
-        <w:tc>
-          <w:tcPr>
-            <w:tcW w:type="dxa" w:w="2268"/>
-            <w:shd w:val="clear" w:color="auto" w:fill="111827"/>
-          </w:tcPr>
-          <w:p>
-            <w:pPr>
-              <w:spacing w:before="80" w:after="80"/>
-            </w:pPr>
-            <w:r>
-              <w:rPr>
-                <w:b/>
-                <w:color w:val="FFFFFF"/>
-                <w:sz w:val="19"/>
-              </w:rPr>
-              <w:t>Changes</w:t>
-            </w:r>
-          </w:p>
-        </w:tc>
-      </w:tr>
-      <w:tr>
-        <w:tc>
-          <w:tcPr>
-            <w:tcW w:type="dxa" w:w="2268"/>
-            <w:shd w:val="clear" w:color="auto" w:fill="FFFFFF"/>
-          </w:tcPr>
-          <w:p>
-            <w:pPr>
-              <w:spacing w:before="60" w:after="60"/>
-            </w:pPr>
-            <w:r>
-              <w:rPr>
-                <w:sz w:val="20"/>
-              </w:rPr>
-              <w:t>1.0</w:t>
-            </w:r>
-          </w:p>
-        </w:tc>
-        <w:tc>
-          <w:tcPr>
-            <w:tcW w:type="dxa" w:w="2268"/>
-            <w:shd w:val="clear" w:color="auto" w:fill="FFFFFF"/>
-          </w:tcPr>
-          <w:p>
-            <w:pPr>
-              <w:spacing w:before="60" w:after="60"/>
-            </w:pPr>
-            <w:r>
-              <w:rPr>
-                <w:sz w:val="20"/>
-              </w:rPr>
-              <w:t>[DD Month YYYY]</w:t>
-            </w:r>
-          </w:p>
-        </w:tc>
-        <w:tc>
-          <w:tcPr>
-            <w:tcW w:type="dxa" w:w="2268"/>
-            <w:shd w:val="clear" w:color="auto" w:fill="FFFFFF"/>
-          </w:tcPr>
-          <w:p>
-            <w:pPr>
-              <w:spacing w:before="60" w:after="60"/>
-            </w:pPr>
-            <w:r>
-              <w:rPr>
-                <w:sz w:val="20"/>
-              </w:rPr>
-              <w:t>Trustees</w:t>
-            </w:r>
-          </w:p>
-        </w:tc>
-        <w:tc>
-          <w:tcPr>
-            <w:tcW w:type="dxa" w:w="2268"/>
-            <w:shd w:val="clear" w:color="auto" w:fill="FFFFFF"/>
-          </w:tcPr>
-          <w:p>
-            <w:pPr>
-              <w:spacing w:before="60" w:after="60"/>
-            </w:pPr>
-            <w:r>
-              <w:rPr>
-                <w:sz w:val="20"/>
-              </w:rPr>
-              <w:t>Initial version</w:t>
-            </w:r>
-          </w:p>
-        </w:tc>
-      </w:tr>
-      <w:tr>
-        <w:tc>
-          <w:tcPr>
-            <w:tcW w:type="dxa" w:w="2268"/>
-            <w:shd w:val="clear" w:color="auto" w:fill="F9FAFB"/>
-          </w:tcPr>
-          <w:p>
-            <w:pPr>
-              <w:spacing w:before="60" w:after="60"/>
-            </w:pPr>
-            <w:r>
-              <w:rPr>
-                <w:sz w:val="20"/>
-              </w:rPr>
-            </w:r>
-          </w:p>
-        </w:tc>
-        <w:tc>
-          <w:tcPr>
-            <w:tcW w:type="dxa" w:w="2268"/>
-            <w:shd w:val="clear" w:color="auto" w:fill="F9FAFB"/>
-          </w:tcPr>
-          <w:p>
-            <w:pPr>
-              <w:spacing w:before="60" w:after="60"/>
-            </w:pPr>
-            <w:r>
-              <w:rPr>
-                <w:sz w:val="20"/>
-              </w:rPr>
-            </w:r>
-          </w:p>
-        </w:tc>
-        <w:tc>
-          <w:tcPr>
-            <w:tcW w:type="dxa" w:w="2268"/>
-            <w:shd w:val="clear" w:color="auto" w:fill="F9FAFB"/>
-          </w:tcPr>
-          <w:p>
-            <w:pPr>
-              <w:spacing w:before="60" w:after="60"/>
-            </w:pPr>
-            <w:r>
-              <w:rPr>
-                <w:sz w:val="20"/>
-              </w:rPr>
-            </w:r>
-          </w:p>
-        </w:tc>
-        <w:tc>
-          <w:tcPr>
-            <w:tcW w:type="dxa" w:w="2268"/>
-            <w:shd w:val="clear" w:color="auto" w:fill="F9FAFB"/>
-          </w:tcPr>
-          <w:p>
-            <w:pPr>
-              <w:spacing w:before="60" w:after="60"/>
-            </w:pPr>
-            <w:r>
-              <w:rPr>
-                <w:sz w:val="20"/>
-              </w:rPr>
-            </w:r>
-          </w:p>
-        </w:tc>
-      </w:tr>
-    </w:tbl>
     <w:sectPr>
-      <w:headerReference w:type="default" r:id="rId9"/>
-      <w:footerReference w:type="default" r:id="rId10"/>
-      <w:pgSz w:w="11906" w:h="16838"/>
-      <w:pgMar w:top="1247" w:right="1417" w:bottom="1134" w:left="1417" w:header="720" w:footer="720" w:gutter="0"/>
+      <w:pgSz w:w="12240" w:h="15840"/>
+      <w:pgMar w:top="1440" w:right="1800" w:bottom="1440" w:left="1800" w:header="720" w:footer="720" w:gutter="0"/>
       <w:cols w:space="720"/>
       <w:docGrid w:linePitch="360"/>
     </w:sectPr>
   </w:body>
 </w:document>
-</file>
-
-<file path=word/footer1.xml><?xml version="1.0" encoding="utf-8"?>
-<w:ftr xmlns:m="http://schemas.openxmlformats.org/officeDocument/2006/math" xmlns:mc="http://schemas.openxmlformats.org/markup-compatibility/2006" xmlns:mo="http://schemas.microsoft.com/office/mac/office/2008/main" xmlns:mv="urn:schemas-microsoft-com:mac:vml" xmlns:o="urn:schemas-microsoft-com:office:office" xmlns:r="http://schemas.openxmlformats.org/officeDocument/2006/relationships" xmlns:v="urn:schemas-microsoft-com:vml" xmlns:w10="urn:schemas-microsoft-com:office:word" xmlns:w14="http://schemas.microsoft.com/office/word/2010/wordml" xmlns:w="http://schemas.openxmlformats.org/wordprocessingml/2006/main" xmlns:wne="http://schemas.microsoft.com/office/word/2006/wordml" xmlns:wp14="http://schemas.microsoft.com/office/word/2010/wordprocessingDrawing" xmlns:wp="http://schemas.openxmlformats.org/drawingml/2006/wordprocessingDrawing" xmlns:wpc="http://schemas.microsoft.com/office/word/2010/wordprocessingCanvas" xmlns:wpg="http://schemas.microsoft.com/office/word/2010/wordprocessingGroup" xmlns:wpi="http://schemas.microsoft.com/office/word/2010/wordprocessingInk" xmlns:wps="http://schemas.microsoft.com/office/word/2010/wordprocessingShape" mc:Ignorable="w14 wp14">
-  <w:p>
-    <w:pPr>
-      <w:pStyle w:val="Footer"/>
-    </w:pPr>
-  </w:p>
-  <w:tbl>
-    <w:tblPr>
-      <w:tblW w:type="auto" w:w="0"/>
-      <w:jc w:val="left"/>
-      <w:tblLook w:firstColumn="1" w:firstRow="1" w:lastColumn="0" w:lastRow="0" w:noHBand="0" w:noVBand="1" w:val="04A0"/>
-      <w:tblBorders>
-        <w:top w:val="none"/>
-        <w:left w:val="none"/>
-        <w:bottom w:val="none"/>
-        <w:right w:val="none"/>
-        <w:insideH w:val="none"/>
-        <w:insideV w:val="none"/>
-      </w:tblBorders>
-    </w:tblPr>
-    <w:tblGrid>
-      <w:gridCol w:w="4535"/>
-      <w:gridCol w:w="4535"/>
-    </w:tblGrid>
-    <w:tr>
-      <w:tc>
-        <w:tcPr>
-          <w:tcW w:type="dxa" w:w="5669"/>
-          <w:shd w:val="clear" w:color="auto" w:fill="111827"/>
-        </w:tcPr>
-        <w:p>
-          <w:pPr>
-            <w:spacing w:before="80" w:after="80"/>
-          </w:pPr>
-          <w:r>
-            <w:rPr>
-              <w:color w:val="FFFFFF"/>
-              <w:sz w:val="16"/>
-            </w:rPr>
-            <w:t>Forgotten Felines Cat Rescue — Charity No. 1181190</w:t>
-          </w:r>
-        </w:p>
-      </w:tc>
-      <w:tc>
-        <w:tcPr>
-          <w:tcW w:type="dxa" w:w="3402"/>
-          <w:shd w:val="clear" w:color="auto" w:fill="111827"/>
-        </w:tcPr>
-        <w:p>
-          <w:pPr>
-            <w:spacing w:before="80" w:after="80"/>
-            <w:jc w:val="right"/>
-          </w:pPr>
-          <w:r>
-            <w:rPr>
-              <w:color w:val="FFFFFF"/>
-              <w:sz w:val="16"/>
-            </w:rPr>
-            <w:t>Cat Fosterer Cleaning &amp; Hygiene Policy  |  v1.0</w:t>
-          </w:r>
-        </w:p>
-      </w:tc>
-    </w:tr>
-  </w:tbl>
-</w:ftr>
-</file>
-
-<file path=word/header1.xml><?xml version="1.0" encoding="utf-8"?>
-<w:hdr xmlns:m="http://schemas.openxmlformats.org/officeDocument/2006/math" xmlns:mc="http://schemas.openxmlformats.org/markup-compatibility/2006" xmlns:mo="http://schemas.microsoft.com/office/mac/office/2008/main" xmlns:mv="urn:schemas-microsoft-com:mac:vml" xmlns:o="urn:schemas-microsoft-com:office:office" xmlns:r="http://schemas.openxmlformats.org/officeDocument/2006/relationships" xmlns:v="urn:schemas-microsoft-com:vml" xmlns:w10="urn:schemas-microsoft-com:office:word" xmlns:w14="http://schemas.microsoft.com/office/word/2010/wordml" xmlns:w="http://schemas.openxmlformats.org/wordprocessingml/2006/main" xmlns:wne="http://schemas.microsoft.com/office/word/2006/wordml" xmlns:wp14="http://schemas.microsoft.com/office/word/2010/wordprocessingDrawing" xmlns:wp="http://schemas.openxmlformats.org/drawingml/2006/wordprocessingDrawing" xmlns:wpc="http://schemas.microsoft.com/office/word/2010/wordprocessingCanvas" xmlns:wpg="http://schemas.microsoft.com/office/word/2010/wordprocessingGroup" xmlns:wpi="http://schemas.microsoft.com/office/word/2010/wordprocessingInk" xmlns:wps="http://schemas.microsoft.com/office/word/2010/wordprocessingShape" mc:Ignorable="w14 wp14">
-  <w:p>
-    <w:pPr>
-      <w:pStyle w:val="Header"/>
-    </w:pPr>
-  </w:p>
-  <w:tbl>
-    <w:tblPr>
-      <w:tblW w:type="auto" w:w="0"/>
-      <w:jc w:val="left"/>
-      <w:tblLook w:firstColumn="1" w:firstRow="1" w:lastColumn="0" w:lastRow="0" w:noHBand="0" w:noVBand="1" w:val="04A0"/>
-      <w:tblBorders>
-        <w:top w:val="none"/>
-        <w:left w:val="none"/>
-        <w:bottom w:val="none"/>
-        <w:right w:val="none"/>
-        <w:insideH w:val="none"/>
-        <w:insideV w:val="none"/>
-      </w:tblBorders>
-    </w:tblPr>
-    <w:tblGrid>
-      <w:gridCol w:w="4535"/>
-      <w:gridCol w:w="4535"/>
-    </w:tblGrid>
-    <w:tr>
-      <w:tc>
-        <w:tcPr>
-          <w:tcW w:type="dxa" w:w="4535"/>
-        </w:tcPr>
-        <w:p>
-          <w:r>
-            <w:drawing>
-              <wp:inline xmlns:a="http://schemas.openxmlformats.org/drawingml/2006/main" xmlns:pic="http://schemas.openxmlformats.org/drawingml/2006/picture">
-                <wp:extent cx="1208869" cy="576000"/>
-                <wp:docPr id="1" name="Picture 1"/>
-                <wp:cNvGraphicFramePr>
-                  <a:graphicFrameLocks noChangeAspect="1"/>
-                </wp:cNvGraphicFramePr>
-                <a:graphic>
-                  <a:graphicData uri="http://schemas.openxmlformats.org/drawingml/2006/picture">
-                    <pic:pic>
-                      <pic:nvPicPr>
-                        <pic:cNvPr id="0" name="logo.png"/>
-                        <pic:cNvPicPr/>
-                      </pic:nvPicPr>
-                      <pic:blipFill>
-                        <a:blip r:embed="rId1"/>
-                        <a:stretch>
-                          <a:fillRect/>
-                        </a:stretch>
-                      </pic:blipFill>
-                      <pic:spPr>
-                        <a:xfrm>
-                          <a:off x="0" y="0"/>
-                          <a:ext cx="1208869" cy="576000"/>
-                        </a:xfrm>
-                        <a:prstGeom prst="rect"/>
-                      </pic:spPr>
-                    </pic:pic>
-                  </a:graphicData>
-                </a:graphic>
-              </wp:inline>
-            </w:drawing>
-          </w:r>
-        </w:p>
-      </w:tc>
-      <w:tc>
-        <w:tcPr>
-          <w:tcW w:type="dxa" w:w="4535"/>
-        </w:tcPr>
-        <w:p>
-          <w:pPr>
-            <w:spacing w:before="0" w:after="20"/>
-            <w:jc w:val="right"/>
-          </w:pPr>
-          <w:r>
-            <w:rPr>
-              <w:b/>
-              <w:color w:val="111827"/>
-              <w:sz w:val="17"/>
-            </w:rPr>
-            <w:t>Forgotten Felines Cat Rescue</w:t>
-          </w:r>
-        </w:p>
-        <w:p>
-          <w:pPr>
-            <w:spacing w:before="0" w:after="20"/>
-            <w:jc w:val="right"/>
-          </w:pPr>
-          <w:r>
-            <w:rPr>
-              <w:color w:val="111827"/>
-              <w:sz w:val="17"/>
-            </w:rPr>
-            <w:t>Registered Charity No. 1181190</w:t>
-          </w:r>
-        </w:p>
-        <w:p>
-          <w:pPr>
-            <w:spacing w:before="0" w:after="20"/>
-            <w:jc w:val="right"/>
-          </w:pPr>
-          <w:r>
-            <w:rPr>
-              <w:color w:val="111827"/>
-              <w:sz w:val="17"/>
-            </w:rPr>
-            <w:t>forgottenfelineswales.org</w:t>
-          </w:r>
-        </w:p>
-      </w:tc>
-    </w:tr>
-  </w:tbl>
-  <w:p>
-    <w:pPr>
-      <w:spacing w:before="80" w:after="0"/>
-      <w:pBdr>
-        <w:bottom w:val="single" w:sz="18" w:space="1" w:color="05A44E"/>
-      </w:pBdr>
-    </w:pPr>
-  </w:p>
-</w:hdr>
 </file>
 
 <file path=word/numbering.xml><?xml version="1.0" encoding="utf-8"?>
@@ -3016,7 +1492,6 @@
     <w:rsid w:val="00FC693F"/>
     <w:rPr>
       <w:rFonts w:ascii="Calibri" w:hAnsi="Calibri"/>
-      <w:color w:val="111827"/>
       <w:sz w:val="22"/>
     </w:rPr>
   </w:style>

--- a/docs/forgotten-felines/published-policies/cat-fosterer-cleaning-policy.docx
+++ b/docs/forgotten-felines/published-policies/cat-fosterer-cleaning-policy.docx
@@ -1118,13 +1118,208 @@
       </w:r>
     </w:p>
     <w:sectPr>
-      <w:pgSz w:w="12240" w:h="15840"/>
-      <w:pgMar w:top="1440" w:right="1800" w:bottom="1440" w:left="1800" w:header="720" w:footer="720" w:gutter="0"/>
+      <w:headerReference w:type="default" r:id="rId9"/>
+      <w:footerReference w:type="default" r:id="rId10"/>
+      <w:pgSz w:w="11906" w:h="16838"/>
+      <w:pgMar w:top="1247" w:right="1417" w:bottom="1134" w:left="1417" w:header="720" w:footer="720" w:gutter="0"/>
       <w:cols w:space="720"/>
       <w:docGrid w:linePitch="360"/>
     </w:sectPr>
   </w:body>
 </w:document>
+</file>
+
+<file path=word/footer1.xml><?xml version="1.0" encoding="utf-8"?>
+<w:ftr xmlns:m="http://schemas.openxmlformats.org/officeDocument/2006/math" xmlns:mc="http://schemas.openxmlformats.org/markup-compatibility/2006" xmlns:mo="http://schemas.microsoft.com/office/mac/office/2008/main" xmlns:mv="urn:schemas-microsoft-com:mac:vml" xmlns:o="urn:schemas-microsoft-com:office:office" xmlns:r="http://schemas.openxmlformats.org/officeDocument/2006/relationships" xmlns:v="urn:schemas-microsoft-com:vml" xmlns:w10="urn:schemas-microsoft-com:office:word" xmlns:w14="http://schemas.microsoft.com/office/word/2010/wordml" xmlns:w="http://schemas.openxmlformats.org/wordprocessingml/2006/main" xmlns:wne="http://schemas.microsoft.com/office/word/2006/wordml" xmlns:wp14="http://schemas.microsoft.com/office/word/2010/wordprocessingDrawing" xmlns:wp="http://schemas.openxmlformats.org/drawingml/2006/wordprocessingDrawing" xmlns:wpc="http://schemas.microsoft.com/office/word/2010/wordprocessingCanvas" xmlns:wpg="http://schemas.microsoft.com/office/word/2010/wordprocessingGroup" xmlns:wpi="http://schemas.microsoft.com/office/word/2010/wordprocessingInk" xmlns:wps="http://schemas.microsoft.com/office/word/2010/wordprocessingShape" mc:Ignorable="w14 wp14">
+  <w:p>
+    <w:pPr>
+      <w:pStyle w:val="Footer"/>
+    </w:pPr>
+  </w:p>
+  <w:tbl>
+    <w:tblPr>
+      <w:tblW w:type="auto" w:w="0"/>
+      <w:jc w:val="left"/>
+      <w:tblLook w:firstColumn="1" w:firstRow="1" w:lastColumn="0" w:lastRow="0" w:noHBand="0" w:noVBand="1" w:val="04A0"/>
+      <w:tblBorders>
+        <w:top w:val="none"/>
+        <w:left w:val="none"/>
+        <w:bottom w:val="none"/>
+        <w:right w:val="none"/>
+        <w:insideH w:val="none"/>
+        <w:insideV w:val="none"/>
+      </w:tblBorders>
+    </w:tblPr>
+    <w:tblGrid>
+      <w:gridCol w:w="4535"/>
+      <w:gridCol w:w="4535"/>
+    </w:tblGrid>
+    <w:tr>
+      <w:tc>
+        <w:tcPr>
+          <w:tcW w:type="dxa" w:w="5669"/>
+          <w:shd w:val="clear" w:color="auto" w:fill="111827"/>
+        </w:tcPr>
+        <w:p>
+          <w:pPr>
+            <w:spacing w:before="80" w:after="80"/>
+          </w:pPr>
+          <w:r>
+            <w:rPr>
+              <w:color w:val="FFFFFF"/>
+              <w:sz w:val="16"/>
+            </w:rPr>
+            <w:t>Forgotten Felines Cat Rescue — Charity No. 1181190</w:t>
+          </w:r>
+        </w:p>
+      </w:tc>
+      <w:tc>
+        <w:tcPr>
+          <w:tcW w:type="dxa" w:w="3402"/>
+          <w:shd w:val="clear" w:color="auto" w:fill="111827"/>
+        </w:tcPr>
+        <w:p>
+          <w:pPr>
+            <w:spacing w:before="80" w:after="80"/>
+            <w:jc w:val="right"/>
+          </w:pPr>
+          <w:r>
+            <w:rPr>
+              <w:color w:val="FFFFFF"/>
+              <w:sz w:val="16"/>
+            </w:rPr>
+            <w:t>[Policy Title]  |  v[1.0]</w:t>
+          </w:r>
+        </w:p>
+      </w:tc>
+    </w:tr>
+  </w:tbl>
+</w:ftr>
+</file>
+
+<file path=word/header1.xml><?xml version="1.0" encoding="utf-8"?>
+<w:hdr xmlns:m="http://schemas.openxmlformats.org/officeDocument/2006/math" xmlns:mc="http://schemas.openxmlformats.org/markup-compatibility/2006" xmlns:mo="http://schemas.microsoft.com/office/mac/office/2008/main" xmlns:mv="urn:schemas-microsoft-com:mac:vml" xmlns:o="urn:schemas-microsoft-com:office:office" xmlns:r="http://schemas.openxmlformats.org/officeDocument/2006/relationships" xmlns:v="urn:schemas-microsoft-com:vml" xmlns:w10="urn:schemas-microsoft-com:office:word" xmlns:w14="http://schemas.microsoft.com/office/word/2010/wordml" xmlns:w="http://schemas.openxmlformats.org/wordprocessingml/2006/main" xmlns:wne="http://schemas.microsoft.com/office/word/2006/wordml" xmlns:wp14="http://schemas.microsoft.com/office/word/2010/wordprocessingDrawing" xmlns:wp="http://schemas.openxmlformats.org/drawingml/2006/wordprocessingDrawing" xmlns:wpc="http://schemas.microsoft.com/office/word/2010/wordprocessingCanvas" xmlns:wpg="http://schemas.microsoft.com/office/word/2010/wordprocessingGroup" xmlns:wpi="http://schemas.microsoft.com/office/word/2010/wordprocessingInk" xmlns:wps="http://schemas.microsoft.com/office/word/2010/wordprocessingShape" mc:Ignorable="w14 wp14">
+  <w:p>
+    <w:pPr>
+      <w:pStyle w:val="Header"/>
+    </w:pPr>
+  </w:p>
+  <w:tbl>
+    <w:tblPr>
+      <w:tblW w:type="auto" w:w="0"/>
+      <w:jc w:val="left"/>
+      <w:tblLook w:firstColumn="1" w:firstRow="1" w:lastColumn="0" w:lastRow="0" w:noHBand="0" w:noVBand="1" w:val="04A0"/>
+      <w:tblBorders>
+        <w:top w:val="none"/>
+        <w:left w:val="none"/>
+        <w:bottom w:val="none"/>
+        <w:right w:val="none"/>
+        <w:insideH w:val="none"/>
+        <w:insideV w:val="none"/>
+      </w:tblBorders>
+    </w:tblPr>
+    <w:tblGrid>
+      <w:gridCol w:w="4535"/>
+      <w:gridCol w:w="4535"/>
+    </w:tblGrid>
+    <w:tr>
+      <w:tc>
+        <w:tcPr>
+          <w:tcW w:type="dxa" w:w="4535"/>
+        </w:tcPr>
+        <w:p>
+          <w:r>
+            <w:drawing>
+              <wp:inline xmlns:a="http://schemas.openxmlformats.org/drawingml/2006/main" xmlns:pic="http://schemas.openxmlformats.org/drawingml/2006/picture">
+                <wp:extent cx="1208869" cy="576000"/>
+                <wp:docPr id="1" name="Picture 1"/>
+                <wp:cNvGraphicFramePr>
+                  <a:graphicFrameLocks noChangeAspect="1"/>
+                </wp:cNvGraphicFramePr>
+                <a:graphic>
+                  <a:graphicData uri="http://schemas.openxmlformats.org/drawingml/2006/picture">
+                    <pic:pic>
+                      <pic:nvPicPr>
+                        <pic:cNvPr id="0" name="logo.png"/>
+                        <pic:cNvPicPr/>
+                      </pic:nvPicPr>
+                      <pic:blipFill>
+                        <a:blip r:embed="rId1"/>
+                        <a:stretch>
+                          <a:fillRect/>
+                        </a:stretch>
+                      </pic:blipFill>
+                      <pic:spPr>
+                        <a:xfrm>
+                          <a:off x="0" y="0"/>
+                          <a:ext cx="1208869" cy="576000"/>
+                        </a:xfrm>
+                        <a:prstGeom prst="rect"/>
+                      </pic:spPr>
+                    </pic:pic>
+                  </a:graphicData>
+                </a:graphic>
+              </wp:inline>
+            </w:drawing>
+          </w:r>
+        </w:p>
+      </w:tc>
+      <w:tc>
+        <w:tcPr>
+          <w:tcW w:type="dxa" w:w="4535"/>
+        </w:tcPr>
+        <w:p>
+          <w:pPr>
+            <w:spacing w:before="0" w:after="20"/>
+            <w:jc w:val="right"/>
+          </w:pPr>
+          <w:r>
+            <w:rPr>
+              <w:b/>
+              <w:color w:val="111827"/>
+              <w:sz w:val="17"/>
+            </w:rPr>
+            <w:t>Forgotten Felines Cat Rescue</w:t>
+          </w:r>
+        </w:p>
+        <w:p>
+          <w:pPr>
+            <w:spacing w:before="0" w:after="20"/>
+            <w:jc w:val="right"/>
+          </w:pPr>
+          <w:r>
+            <w:rPr>
+              <w:color w:val="111827"/>
+              <w:sz w:val="17"/>
+            </w:rPr>
+            <w:t>Registered Charity No. 1181190</w:t>
+          </w:r>
+        </w:p>
+        <w:p>
+          <w:pPr>
+            <w:spacing w:before="0" w:after="20"/>
+            <w:jc w:val="right"/>
+          </w:pPr>
+          <w:r>
+            <w:rPr>
+              <w:color w:val="111827"/>
+              <w:sz w:val="17"/>
+            </w:rPr>
+            <w:t>forgottenfelineswales.org</w:t>
+          </w:r>
+        </w:p>
+      </w:tc>
+    </w:tr>
+  </w:tbl>
+  <w:p>
+    <w:pPr>
+      <w:spacing w:before="80" w:after="0"/>
+      <w:pBdr>
+        <w:bottom w:val="single" w:sz="18" w:space="1" w:color="05A44E"/>
+      </w:pBdr>
+    </w:pPr>
+  </w:p>
+</w:hdr>
 </file>
 
 <file path=word/numbering.xml><?xml version="1.0" encoding="utf-8"?>
@@ -1492,6 +1687,7 @@
     <w:rsid w:val="00FC693F"/>
     <w:rPr>
       <w:rFonts w:ascii="Calibri" w:hAnsi="Calibri"/>
+      <w:color w:val="111827"/>
       <w:sz w:val="22"/>
     </w:rPr>
   </w:style>
